--- a/SELECT 1 in EXISTS.docx
+++ b/SELECT 1 in EXISTS.docx
@@ -1,6 +1,6 @@
 
 <file path=word/document.xml><?xml version="1.0" encoding="utf-8"?>
-<w:document xmlns:wpc="http://schemas.microsoft.com/office/word/2010/wordprocessingCanvas" xmlns:mc="http://schemas.openxmlformats.org/markup-compatibility/2006" xmlns:o="urn:schemas-microsoft-com:office:office" xmlns:r="http://schemas.openxmlformats.org/officeDocument/2006/relationships" xmlns:m="http://schemas.openxmlformats.org/officeDocument/2006/math" xmlns:v="urn:schemas-microsoft-com:vml" xmlns:wp14="http://schemas.microsoft.com/office/word/2010/wordprocessingDrawing" xmlns:wp="http://schemas.openxmlformats.org/drawingml/2006/wordprocessingDrawing" xmlns:w10="urn:schemas-microsoft-com:office:word" xmlns:w="http://schemas.openxmlformats.org/wordprocessingml/2006/main" xmlns:w14="http://schemas.microsoft.com/office/word/2010/wordml" xmlns:wpg="http://schemas.microsoft.com/office/word/2010/wordprocessingGroup" xmlns:wpi="http://schemas.microsoft.com/office/word/2010/wordprocessingInk" xmlns:wne="http://schemas.microsoft.com/office/word/2006/wordml" xmlns:wps="http://schemas.microsoft.com/office/word/2010/wordprocessingShape" mc:Ignorable="w14 wp14">
+<w:document xmlns:wpc="http://schemas.microsoft.com/office/word/2010/wordprocessingCanvas" xmlns:cx="http://schemas.microsoft.com/office/drawing/2014/chartex" xmlns:cx1="http://schemas.microsoft.com/office/drawing/2015/9/8/chartex" xmlns:cx2="http://schemas.microsoft.com/office/drawing/2015/10/21/chartex" xmlns:cx3="http://schemas.microsoft.com/office/drawing/2016/5/9/chartex" xmlns:cx4="http://schemas.microsoft.com/office/drawing/2016/5/10/chartex" xmlns:cx5="http://schemas.microsoft.com/office/drawing/2016/5/11/chartex" xmlns:cx6="http://schemas.microsoft.com/office/drawing/2016/5/12/chartex" xmlns:cx7="http://schemas.microsoft.com/office/drawing/2016/5/13/chartex" xmlns:cx8="http://schemas.microsoft.com/office/drawing/2016/5/14/chartex" xmlns:mc="http://schemas.openxmlformats.org/markup-compatibility/2006" xmlns:aink="http://schemas.microsoft.com/office/drawing/2016/ink" xmlns:am3d="http://schemas.microsoft.com/office/drawing/2017/model3d" xmlns:o="urn:schemas-microsoft-com:office:office" xmlns:oel="http://schemas.microsoft.com/office/2019/extlst" xmlns:r="http://schemas.openxmlformats.org/officeDocument/2006/relationships" xmlns:m="http://schemas.openxmlformats.org/officeDocument/2006/math" xmlns:v="urn:schemas-microsoft-com:vml" xmlns:wp14="http://schemas.microsoft.com/office/word/2010/wordprocessingDrawing" xmlns:wp="http://schemas.openxmlformats.org/drawingml/2006/wordprocessingDrawing" xmlns:w10="urn:schemas-microsoft-com:office:word" xmlns:w="http://schemas.openxmlformats.org/wordprocessingml/2006/main" xmlns:w14="http://schemas.microsoft.com/office/word/2010/wordml" xmlns:w15="http://schemas.microsoft.com/office/word/2012/wordml" xmlns:w16cex="http://schemas.microsoft.com/office/word/2018/wordml/cex" xmlns:w16cid="http://schemas.microsoft.com/office/word/2016/wordml/cid" xmlns:w16="http://schemas.microsoft.com/office/word/2018/wordml" xmlns:w16sdtdh="http://schemas.microsoft.com/office/word/2020/wordml/sdtdatahash" xmlns:w16se="http://schemas.microsoft.com/office/word/2015/wordml/symex" xmlns:wpg="http://schemas.microsoft.com/office/word/2010/wordprocessingGroup" xmlns:wpi="http://schemas.microsoft.com/office/word/2010/wordprocessingInk" xmlns:wne="http://schemas.microsoft.com/office/word/2006/wordml" xmlns:wps="http://schemas.microsoft.com/office/word/2010/wordprocessingShape" mc:Ignorable="w14 w15 w16se w16cid w16 w16cex w16sdtdh wp14">
   <w:body>
     <w:p>
       <w:pPr>
@@ -57,8 +57,6 @@
         </w:rPr>
         <w:t xml:space="preserve">        discard customer</w:t>
       </w:r>
-      <w:bookmarkStart w:id="0" w:name="_GoBack"/>
-      <w:bookmarkEnd w:id="0"/>
     </w:p>
     <w:p>
       <w:pPr>
@@ -211,7 +209,7 @@
           <w:szCs w:val="24"/>
           <w:lang w:eastAsia="en-IN"/>
         </w:rPr>
-        <w:pict>
+        <w:pict w14:anchorId="149B29A0">
           <v:rect id="_x0000_i1025" style="width:0;height:1.5pt" o:hralign="center" o:hrstd="t" o:hr="t" fillcolor="#a0a0a0" stroked="f"/>
         </w:pict>
       </w:r>
@@ -903,7 +901,7 @@
           <w:szCs w:val="24"/>
           <w:lang w:eastAsia="en-IN"/>
         </w:rPr>
-        <w:pict>
+        <w:pict w14:anchorId="1F989B25">
           <v:rect id="_x0000_i1026" style="width:0;height:1.5pt" o:hralign="center" o:hrstd="t" o:hr="t" fillcolor="#a0a0a0" stroked="f"/>
         </w:pict>
       </w:r>
@@ -1240,14 +1238,16 @@
           <w:rFonts w:ascii="Times New Roman" w:eastAsia="Times New Roman" w:hAnsi="Times New Roman" w:cs="Times New Roman"/>
           <w:sz w:val="24"/>
           <w:szCs w:val="24"/>
-          <w:lang w:eastAsia="en-IN"/>
-        </w:rPr>
-      </w:pPr>
-      <w:r>
-        <w:rPr>
-          <w:rFonts w:ascii="Times New Roman" w:eastAsia="Times New Roman" w:hAnsi="Times New Roman" w:cs="Times New Roman"/>
-          <w:sz w:val="24"/>
-          <w:szCs w:val="24"/>
+          <w:highlight w:val="cyan"/>
+          <w:lang w:eastAsia="en-IN"/>
+        </w:rPr>
+      </w:pPr>
+      <w:r>
+        <w:rPr>
+          <w:rFonts w:ascii="Times New Roman" w:eastAsia="Times New Roman" w:hAnsi="Times New Roman" w:cs="Times New Roman"/>
+          <w:sz w:val="24"/>
+          <w:szCs w:val="24"/>
+          <w:highlight w:val="cyan"/>
           <w:lang w:eastAsia="en-IN"/>
         </w:rPr>
         <w:t xml:space="preserve">It clearly signals </w:t>
@@ -1259,6 +1259,7 @@
           <w:bCs/>
           <w:sz w:val="24"/>
           <w:szCs w:val="24"/>
+          <w:highlight w:val="cyan"/>
           <w:lang w:eastAsia="en-IN"/>
         </w:rPr>
         <w:t>“value is irrelevant”</w:t>
@@ -1340,7 +1341,7 @@
           <w:szCs w:val="24"/>
           <w:lang w:eastAsia="en-IN"/>
         </w:rPr>
-        <w:pict>
+        <w:pict w14:anchorId="3C84A0E0">
           <v:rect id="_x0000_i1027" style="width:0;height:1.5pt" o:hralign="center" o:hrstd="t" o:hr="t" fillcolor="#a0a0a0" stroked="f"/>
         </w:pict>
       </w:r>
@@ -1853,7 +1854,7 @@
           <w:szCs w:val="24"/>
           <w:lang w:eastAsia="en-IN"/>
         </w:rPr>
-        <w:pict>
+        <w:pict w14:anchorId="471C8153">
           <v:rect id="_x0000_i1028" style="width:0;height:1.5pt" o:hralign="center" o:hrstd="t" o:hr="t" fillcolor="#a0a0a0" stroked="f"/>
         </w:pict>
       </w:r>
@@ -2070,7 +2071,7 @@
           <w:szCs w:val="24"/>
           <w:lang w:eastAsia="en-IN"/>
         </w:rPr>
-        <w:pict>
+        <w:pict w14:anchorId="2B9A1FBA">
           <v:rect id="_x0000_i1029" style="width:0;height:1.5pt" o:hralign="center" o:hrstd="t" o:hr="t" fillcolor="#a0a0a0" stroked="f"/>
         </w:pict>
       </w:r>
@@ -2097,6 +2098,7 @@
           <w:noProof/>
           <w:sz w:val="36"/>
           <w:szCs w:val="36"/>
+          <w:highlight w:val="cyan"/>
           <w:lang w:eastAsia="en-IN"/>
         </w:rPr>
         <w:lastRenderedPageBreak/>
@@ -2110,6 +2112,7 @@
           <w:noProof/>
           <w:sz w:val="20"/>
           <w:szCs w:val="20"/>
+          <w:highlight w:val="cyan"/>
           <w:lang w:eastAsia="en-IN"/>
         </w:rPr>
         <w:t>NOT IN</w:t>
@@ -2122,6 +2125,7 @@
           <w:noProof/>
           <w:sz w:val="36"/>
           <w:szCs w:val="36"/>
+          <w:highlight w:val="cyan"/>
           <w:lang w:eastAsia="en-IN"/>
         </w:rPr>
         <w:t xml:space="preserve"> instead?</w:t>
@@ -2313,7 +2317,7 @@
           <w:szCs w:val="24"/>
           <w:lang w:eastAsia="en-IN"/>
         </w:rPr>
-        <w:pict>
+        <w:pict w14:anchorId="52BFDC7D">
           <v:rect id="_x0000_i1030" style="width:0;height:1.5pt" o:hralign="center" o:hrstd="t" o:hr="t" fillcolor="#a0a0a0" stroked="f"/>
         </w:pict>
       </w:r>
@@ -2552,7 +2556,7 @@
           <w:szCs w:val="24"/>
           <w:lang w:eastAsia="en-IN"/>
         </w:rPr>
-        <w:pict>
+        <w:pict w14:anchorId="257A90E9">
           <v:rect id="_x0000_i1031" style="width:0;height:1.5pt" o:hralign="center" o:hrstd="t" o:hr="t" fillcolor="#a0a0a0" stroked="f"/>
         </w:pict>
       </w:r>
@@ -2993,7 +2997,7 @@
           <w:szCs w:val="24"/>
           <w:lang w:eastAsia="en-IN"/>
         </w:rPr>
-        <w:pict>
+        <w:pict w14:anchorId="6A160AE4">
           <v:rect id="_x0000_i1032" style="width:0;height:1.5pt" o:hralign="center" o:hrstd="t" o:hr="t" fillcolor="#a0a0a0" stroked="f"/>
         </w:pict>
       </w:r>
@@ -3597,7 +3601,7 @@
           <w:szCs w:val="24"/>
           <w:lang w:eastAsia="en-IN"/>
         </w:rPr>
-        <w:pict>
+        <w:pict w14:anchorId="6AACBB45">
           <v:rect id="_x0000_i1033" style="width:0;height:1.5pt" o:hralign="center" o:hrstd="t" o:hr="t" fillcolor="#a0a0a0" stroked="f"/>
         </w:pict>
       </w:r>
@@ -3905,7 +3909,7 @@
           <w:szCs w:val="24"/>
           <w:lang w:eastAsia="en-IN"/>
         </w:rPr>
-        <w:pict>
+        <w:pict w14:anchorId="7F993C3A">
           <v:rect id="_x0000_i1034" style="width:0;height:1.5pt" o:hralign="center" o:hrstd="t" o:hr="t" fillcolor="#a0a0a0" stroked="f"/>
         </w:pict>
       </w:r>
@@ -3994,47 +3998,7 @@
           <w:szCs w:val="24"/>
           <w:lang w:eastAsia="en-IN"/>
         </w:rPr>
-        <w:t xml:space="preserve">🔹 </w:t>
-      </w:r>
-      <w:proofErr w:type="gramStart"/>
-      <w:r>
-        <w:rPr>
-          <w:rFonts w:ascii="Times New Roman" w:eastAsia="Times New Roman" w:hAnsi="Times New Roman" w:cs="Times New Roman"/>
-          <w:sz w:val="24"/>
-          <w:szCs w:val="24"/>
-          <w:lang w:eastAsia="en-IN"/>
-        </w:rPr>
-        <w:t>The</w:t>
-      </w:r>
-      <w:proofErr w:type="gramEnd"/>
-      <w:r>
-        <w:rPr>
-          <w:rFonts w:ascii="Times New Roman" w:eastAsia="Times New Roman" w:hAnsi="Times New Roman" w:cs="Times New Roman"/>
-          <w:sz w:val="24"/>
-          <w:szCs w:val="24"/>
-          <w:lang w:eastAsia="en-IN"/>
-        </w:rPr>
-        <w:t xml:space="preserve"> </w:t>
-      </w:r>
-      <w:proofErr w:type="spellStart"/>
-      <w:r>
-        <w:rPr>
-          <w:rFonts w:ascii="Times New Roman" w:eastAsia="Times New Roman" w:hAnsi="Times New Roman" w:cs="Times New Roman"/>
-          <w:sz w:val="24"/>
-          <w:szCs w:val="24"/>
-          <w:lang w:eastAsia="en-IN"/>
-        </w:rPr>
-        <w:t>subquery</w:t>
-      </w:r>
-      <w:proofErr w:type="spellEnd"/>
-      <w:r>
-        <w:rPr>
-          <w:rFonts w:ascii="Times New Roman" w:eastAsia="Times New Roman" w:hAnsi="Times New Roman" w:cs="Times New Roman"/>
-          <w:sz w:val="24"/>
-          <w:szCs w:val="24"/>
-          <w:lang w:eastAsia="en-IN"/>
-        </w:rPr>
-        <w:t xml:space="preserve"> is executed </w:t>
+        <w:t xml:space="preserve">🔹 The subquery is executed </w:t>
       </w:r>
       <w:r>
         <w:rPr>
@@ -4065,7 +4029,7 @@
           <w:szCs w:val="24"/>
           <w:lang w:eastAsia="en-IN"/>
         </w:rPr>
-        <w:pict>
+        <w:pict w14:anchorId="34A86812">
           <v:rect id="_x0000_i1035" style="width:0;height:1.5pt" o:hralign="center" o:hrstd="t" o:hr="t" fillcolor="#a0a0a0" stroked="f"/>
         </w:pict>
       </w:r>
@@ -4693,7 +4657,7 @@
           <w:szCs w:val="24"/>
           <w:lang w:eastAsia="en-IN"/>
         </w:rPr>
-        <w:pict>
+        <w:pict w14:anchorId="3BAD3CB4">
           <v:rect id="_x0000_i1036" style="width:0;height:1.5pt" o:hralign="center" o:hrstd="t" o:hr="t" fillcolor="#a0a0a0" stroked="f"/>
         </w:pict>
       </w:r>
@@ -4720,31 +4684,7 @@
           <w:szCs w:val="36"/>
           <w:lang w:eastAsia="en-IN"/>
         </w:rPr>
-        <w:t>CUSTOMER 2 (</w:t>
-      </w:r>
-      <w:proofErr w:type="spellStart"/>
-      <w:r>
-        <w:rPr>
-          <w:rFonts w:ascii="Times New Roman" w:eastAsia="Times New Roman" w:hAnsi="Times New Roman" w:cs="Times New Roman"/>
-          <w:b/>
-          <w:bCs/>
-          <w:sz w:val="36"/>
-          <w:szCs w:val="36"/>
-          <w:lang w:eastAsia="en-IN"/>
-        </w:rPr>
-        <w:t>customer_id</w:t>
-      </w:r>
-      <w:proofErr w:type="spellEnd"/>
-      <w:r>
-        <w:rPr>
-          <w:rFonts w:ascii="Times New Roman" w:eastAsia="Times New Roman" w:hAnsi="Times New Roman" w:cs="Times New Roman"/>
-          <w:b/>
-          <w:bCs/>
-          <w:sz w:val="36"/>
-          <w:szCs w:val="36"/>
-          <w:lang w:eastAsia="en-IN"/>
-        </w:rPr>
-        <w:t xml:space="preserve"> = 2)</w:t>
+        <w:t>CUSTOMER 2 (customer_id = 2)</w:t>
       </w:r>
     </w:p>
     <w:p>
@@ -4883,27 +4823,7 @@
           <w:szCs w:val="20"/>
           <w:lang w:eastAsia="en-IN"/>
         </w:rPr>
-        <w:t xml:space="preserve">WHERE </w:t>
-      </w:r>
-      <w:proofErr w:type="spellStart"/>
-      <w:r>
-        <w:rPr>
-          <w:rFonts w:ascii="Courier New" w:eastAsia="Times New Roman" w:hAnsi="Courier New" w:cs="Courier New"/>
-          <w:sz w:val="20"/>
-          <w:szCs w:val="20"/>
-          <w:lang w:eastAsia="en-IN"/>
-        </w:rPr>
-        <w:t>o.customer_id</w:t>
-      </w:r>
-      <w:proofErr w:type="spellEnd"/>
-      <w:r>
-        <w:rPr>
-          <w:rFonts w:ascii="Courier New" w:eastAsia="Times New Roman" w:hAnsi="Courier New" w:cs="Courier New"/>
-          <w:sz w:val="20"/>
-          <w:szCs w:val="20"/>
-          <w:lang w:eastAsia="en-IN"/>
-        </w:rPr>
-        <w:t xml:space="preserve"> = 2;</w:t>
+        <w:t>WHERE o.customer_id = 2;</w:t>
       </w:r>
     </w:p>
     <w:p>
@@ -4986,27 +4906,7 @@
           <w:szCs w:val="20"/>
           <w:lang w:eastAsia="en-IN"/>
         </w:rPr>
-        <w:t>(</w:t>
-      </w:r>
-      <w:proofErr w:type="gramStart"/>
-      <w:r>
-        <w:rPr>
-          <w:rFonts w:ascii="Courier New" w:eastAsia="Times New Roman" w:hAnsi="Courier New" w:cs="Courier New"/>
-          <w:sz w:val="20"/>
-          <w:szCs w:val="20"/>
-          <w:lang w:eastAsia="en-IN"/>
-        </w:rPr>
-        <w:t>no</w:t>
-      </w:r>
-      <w:proofErr w:type="gramEnd"/>
-      <w:r>
-        <w:rPr>
-          <w:rFonts w:ascii="Courier New" w:eastAsia="Times New Roman" w:hAnsi="Courier New" w:cs="Courier New"/>
-          <w:sz w:val="20"/>
-          <w:szCs w:val="20"/>
-          <w:lang w:eastAsia="en-IN"/>
-        </w:rPr>
-        <w:t xml:space="preserve"> rows)</w:t>
+        <w:t>(no rows)</w:t>
       </w:r>
     </w:p>
     <w:p>
@@ -5205,7 +5105,7 @@
           <w:szCs w:val="24"/>
           <w:lang w:eastAsia="en-IN"/>
         </w:rPr>
-        <w:pict>
+        <w:pict w14:anchorId="7FFE87C6">
           <v:rect id="_x0000_i1037" style="width:0;height:1.5pt" o:hralign="center" o:hrstd="t" o:hr="t" fillcolor="#a0a0a0" stroked="f"/>
         </w:pict>
       </w:r>
@@ -5232,31 +5132,7 @@
           <w:szCs w:val="36"/>
           <w:lang w:eastAsia="en-IN"/>
         </w:rPr>
-        <w:t>CUSTOMER 3 (</w:t>
-      </w:r>
-      <w:proofErr w:type="spellStart"/>
-      <w:r>
-        <w:rPr>
-          <w:rFonts w:ascii="Times New Roman" w:eastAsia="Times New Roman" w:hAnsi="Times New Roman" w:cs="Times New Roman"/>
-          <w:b/>
-          <w:bCs/>
-          <w:sz w:val="36"/>
-          <w:szCs w:val="36"/>
-          <w:lang w:eastAsia="en-IN"/>
-        </w:rPr>
-        <w:t>customer_id</w:t>
-      </w:r>
-      <w:proofErr w:type="spellEnd"/>
-      <w:r>
-        <w:rPr>
-          <w:rFonts w:ascii="Times New Roman" w:eastAsia="Times New Roman" w:hAnsi="Times New Roman" w:cs="Times New Roman"/>
-          <w:b/>
-          <w:bCs/>
-          <w:sz w:val="36"/>
-          <w:szCs w:val="36"/>
-          <w:lang w:eastAsia="en-IN"/>
-        </w:rPr>
-        <w:t xml:space="preserve"> = 3)</w:t>
+        <w:t>CUSTOMER 3 (customer_id = 3)</w:t>
       </w:r>
     </w:p>
     <w:p>
@@ -5396,27 +5272,7 @@
           <w:szCs w:val="20"/>
           <w:lang w:eastAsia="en-IN"/>
         </w:rPr>
-        <w:t xml:space="preserve">WHERE </w:t>
-      </w:r>
-      <w:proofErr w:type="spellStart"/>
-      <w:r>
-        <w:rPr>
-          <w:rFonts w:ascii="Courier New" w:eastAsia="Times New Roman" w:hAnsi="Courier New" w:cs="Courier New"/>
-          <w:sz w:val="20"/>
-          <w:szCs w:val="20"/>
-          <w:lang w:eastAsia="en-IN"/>
-        </w:rPr>
-        <w:t>o.customer_id</w:t>
-      </w:r>
-      <w:proofErr w:type="spellEnd"/>
-      <w:r>
-        <w:rPr>
-          <w:rFonts w:ascii="Courier New" w:eastAsia="Times New Roman" w:hAnsi="Courier New" w:cs="Courier New"/>
-          <w:sz w:val="20"/>
-          <w:szCs w:val="20"/>
-          <w:lang w:eastAsia="en-IN"/>
-        </w:rPr>
-        <w:t xml:space="preserve"> = 3;</w:t>
+        <w:t>WHERE o.customer_id = 3;</w:t>
       </w:r>
     </w:p>
     <w:p>
@@ -5504,7 +5360,6 @@
                 <w:lang w:eastAsia="en-IN"/>
               </w:rPr>
             </w:pPr>
-            <w:proofErr w:type="spellStart"/>
             <w:r>
               <w:rPr>
                 <w:rFonts w:ascii="Times New Roman" w:eastAsia="Times New Roman" w:hAnsi="Times New Roman" w:cs="Times New Roman"/>
@@ -5516,7 +5371,6 @@
               </w:rPr>
               <w:t>order_id</w:t>
             </w:r>
-            <w:proofErr w:type="spellEnd"/>
           </w:p>
         </w:tc>
         <w:tc>
@@ -5538,7 +5392,6 @@
                 <w:lang w:eastAsia="en-IN"/>
               </w:rPr>
             </w:pPr>
-            <w:proofErr w:type="spellStart"/>
             <w:r>
               <w:rPr>
                 <w:rFonts w:ascii="Times New Roman" w:eastAsia="Times New Roman" w:hAnsi="Times New Roman" w:cs="Times New Roman"/>
@@ -5550,7 +5403,6 @@
               </w:rPr>
               <w:t>customer_id</w:t>
             </w:r>
-            <w:proofErr w:type="spellEnd"/>
           </w:p>
         </w:tc>
       </w:tr>
@@ -5810,7 +5662,7 @@
           <w:szCs w:val="24"/>
           <w:lang w:eastAsia="en-IN"/>
         </w:rPr>
-        <w:pict>
+        <w:pict w14:anchorId="62ABB495">
           <v:rect id="_x0000_i1038" style="width:0;height:1.5pt" o:hralign="center" o:hrstd="t" o:hr="t" fillcolor="#a0a0a0" stroked="f"/>
         </w:pict>
       </w:r>
@@ -5871,7 +5723,6 @@
                 <w:lang w:eastAsia="en-IN"/>
               </w:rPr>
             </w:pPr>
-            <w:proofErr w:type="spellStart"/>
             <w:r>
               <w:rPr>
                 <w:rFonts w:ascii="Times New Roman" w:eastAsia="Times New Roman" w:hAnsi="Times New Roman" w:cs="Times New Roman"/>
@@ -5883,7 +5734,6 @@
               </w:rPr>
               <w:t>customer_id</w:t>
             </w:r>
-            <w:proofErr w:type="spellEnd"/>
           </w:p>
         </w:tc>
         <w:tc>
@@ -5990,7 +5840,7 @@
           <w:szCs w:val="24"/>
           <w:lang w:eastAsia="en-IN"/>
         </w:rPr>
-        <w:pict>
+        <w:pict w14:anchorId="703BA97E">
           <v:rect id="_x0000_i1039" style="width:0;height:1.5pt" o:hralign="center" o:hrstd="t" o:hr="t" fillcolor="#a0a0a0" stroked="f"/>
         </w:pict>
       </w:r>
@@ -6253,7 +6103,7 @@
           <w:szCs w:val="24"/>
           <w:lang w:eastAsia="en-IN"/>
         </w:rPr>
-        <w:pict>
+        <w:pict w14:anchorId="3BE24028">
           <v:rect id="_x0000_i1040" style="width:0;height:1.5pt" o:hralign="center" o:hrstd="t" o:hr="t" fillcolor="#a0a0a0" stroked="f"/>
         </w:pict>
       </w:r>
@@ -6357,47 +6207,7 @@
           <w:lang w:eastAsia="en-IN"/>
         </w:rPr>
         <w:lastRenderedPageBreak/>
-        <w:t xml:space="preserve">    IF there </w:t>
-      </w:r>
-      <w:proofErr w:type="gramStart"/>
-      <w:r>
-        <w:rPr>
-          <w:rFonts w:ascii="Courier New" w:eastAsia="Times New Roman" w:hAnsi="Courier New" w:cs="Courier New"/>
-          <w:sz w:val="20"/>
-          <w:szCs w:val="20"/>
-          <w:lang w:eastAsia="en-IN"/>
-        </w:rPr>
-        <w:t>exists</w:t>
-      </w:r>
-      <w:proofErr w:type="gramEnd"/>
-      <w:r>
-        <w:rPr>
-          <w:rFonts w:ascii="Courier New" w:eastAsia="Times New Roman" w:hAnsi="Courier New" w:cs="Courier New"/>
-          <w:sz w:val="20"/>
-          <w:szCs w:val="20"/>
-          <w:lang w:eastAsia="en-IN"/>
-        </w:rPr>
-        <w:t xml:space="preserve"> ANY order with same </w:t>
-      </w:r>
-      <w:proofErr w:type="spellStart"/>
-      <w:r>
-        <w:rPr>
-          <w:rFonts w:ascii="Courier New" w:eastAsia="Times New Roman" w:hAnsi="Courier New" w:cs="Courier New"/>
-          <w:sz w:val="20"/>
-          <w:szCs w:val="20"/>
-          <w:lang w:eastAsia="en-IN"/>
-        </w:rPr>
-        <w:t>customer_id</w:t>
-      </w:r>
-      <w:proofErr w:type="spellEnd"/>
-      <w:r>
-        <w:rPr>
-          <w:rFonts w:ascii="Courier New" w:eastAsia="Times New Roman" w:hAnsi="Courier New" w:cs="Courier New"/>
-          <w:sz w:val="20"/>
-          <w:szCs w:val="20"/>
-          <w:lang w:eastAsia="en-IN"/>
-        </w:rPr>
-        <w:t>:</w:t>
+        <w:t xml:space="preserve">    IF there exists ANY order with same customer_id:</w:t>
       </w:r>
     </w:p>
     <w:p>
@@ -6435,27 +6245,7 @@
           <w:szCs w:val="20"/>
           <w:lang w:eastAsia="en-IN"/>
         </w:rPr>
-        <w:t xml:space="preserve">        </w:t>
-      </w:r>
-      <w:proofErr w:type="gramStart"/>
-      <w:r>
-        <w:rPr>
-          <w:rFonts w:ascii="Courier New" w:eastAsia="Times New Roman" w:hAnsi="Courier New" w:cs="Courier New"/>
-          <w:sz w:val="20"/>
-          <w:szCs w:val="20"/>
-          <w:lang w:eastAsia="en-IN"/>
-        </w:rPr>
-        <w:t>discard</w:t>
-      </w:r>
-      <w:proofErr w:type="gramEnd"/>
-      <w:r>
-        <w:rPr>
-          <w:rFonts w:ascii="Courier New" w:eastAsia="Times New Roman" w:hAnsi="Courier New" w:cs="Courier New"/>
-          <w:sz w:val="20"/>
-          <w:szCs w:val="20"/>
-          <w:lang w:eastAsia="en-IN"/>
-        </w:rPr>
-        <w:t xml:space="preserve"> customer</w:t>
+        <w:t xml:space="preserve">        discard customer</w:t>
       </w:r>
     </w:p>
     <w:p>
@@ -6531,27 +6321,7 @@
           <w:szCs w:val="20"/>
           <w:lang w:eastAsia="en-IN"/>
         </w:rPr>
-        <w:t xml:space="preserve">        </w:t>
-      </w:r>
-      <w:proofErr w:type="gramStart"/>
-      <w:r>
-        <w:rPr>
-          <w:rFonts w:ascii="Courier New" w:eastAsia="Times New Roman" w:hAnsi="Courier New" w:cs="Courier New"/>
-          <w:sz w:val="20"/>
-          <w:szCs w:val="20"/>
-          <w:lang w:eastAsia="en-IN"/>
-        </w:rPr>
-        <w:t>keep</w:t>
-      </w:r>
-      <w:proofErr w:type="gramEnd"/>
-      <w:r>
-        <w:rPr>
-          <w:rFonts w:ascii="Courier New" w:eastAsia="Times New Roman" w:hAnsi="Courier New" w:cs="Courier New"/>
-          <w:sz w:val="20"/>
-          <w:szCs w:val="20"/>
-          <w:lang w:eastAsia="en-IN"/>
-        </w:rPr>
-        <w:t xml:space="preserve"> customer</w:t>
+        <w:t xml:space="preserve">        keep customer</w:t>
       </w:r>
     </w:p>
     <w:p>
@@ -6571,7 +6341,7 @@
           <w:szCs w:val="24"/>
           <w:lang w:eastAsia="en-IN"/>
         </w:rPr>
-        <w:pict>
+        <w:pict w14:anchorId="71C42242">
           <v:rect id="_x0000_i1041" style="width:0;height:1.5pt" o:hralign="center" o:hrstd="t" o:hr="t" fillcolor="#a0a0a0" stroked="f"/>
         </w:pict>
       </w:r>
@@ -6728,7 +6498,7 @@
           <w:szCs w:val="24"/>
           <w:lang w:eastAsia="en-IN"/>
         </w:rPr>
-        <w:pict>
+        <w:pict w14:anchorId="0C63351E">
           <v:rect id="_x0000_i1042" style="width:0;height:1.5pt" o:hralign="center" o:hrstd="t" o:hr="t" fillcolor="#a0a0a0" stroked="f"/>
         </w:pict>
       </w:r>
@@ -7056,7 +6826,7 @@
           <w:szCs w:val="24"/>
           <w:lang w:eastAsia="en-IN"/>
         </w:rPr>
-        <w:pict>
+        <w:pict w14:anchorId="54F96C2E">
           <v:rect id="_x0000_i1043" style="width:0;height:1.5pt" o:hralign="center" o:hrstd="t" o:hr="t" fillcolor="#a0a0a0" stroked="f"/>
         </w:pict>
       </w:r>
@@ -7105,31 +6875,7 @@
           <w:szCs w:val="24"/>
           <w:lang w:eastAsia="en-IN"/>
         </w:rPr>
-        <w:t xml:space="preserve">NOT </w:t>
-      </w:r>
-      <w:proofErr w:type="gramStart"/>
-      <w:r>
-        <w:rPr>
-          <w:rFonts w:ascii="Times New Roman" w:eastAsia="Times New Roman" w:hAnsi="Times New Roman" w:cs="Times New Roman"/>
-          <w:b/>
-          <w:bCs/>
-          <w:sz w:val="24"/>
-          <w:szCs w:val="24"/>
-          <w:lang w:eastAsia="en-IN"/>
-        </w:rPr>
-        <w:t>EXISTS</w:t>
-      </w:r>
-      <w:proofErr w:type="gramEnd"/>
-      <w:r>
-        <w:rPr>
-          <w:rFonts w:ascii="Times New Roman" w:eastAsia="Times New Roman" w:hAnsi="Times New Roman" w:cs="Times New Roman"/>
-          <w:b/>
-          <w:bCs/>
-          <w:sz w:val="24"/>
-          <w:szCs w:val="24"/>
-          <w:lang w:eastAsia="en-IN"/>
-        </w:rPr>
-        <w:t xml:space="preserve"> checks row-by-row whether at least one matching row exists in the child table, and SELECT 1 is used because only existence matters, not data.</w:t>
+        <w:t>NOT EXISTS checks row-by-row whether at least one matching row exists in the child table, and SELECT 1 is used because only existence matters, not data.</w:t>
       </w:r>
     </w:p>
     <w:p>
@@ -7155,8 +6901,8 @@
 </file>
 
 <file path=word/numbering.xml><?xml version="1.0" encoding="utf-8"?>
-<w:numbering xmlns:wpc="http://schemas.microsoft.com/office/word/2010/wordprocessingCanvas" xmlns:mc="http://schemas.openxmlformats.org/markup-compatibility/2006" xmlns:o="urn:schemas-microsoft-com:office:office" xmlns:r="http://schemas.openxmlformats.org/officeDocument/2006/relationships" xmlns:m="http://schemas.openxmlformats.org/officeDocument/2006/math" xmlns:v="urn:schemas-microsoft-com:vml" xmlns:wp14="http://schemas.microsoft.com/office/word/2010/wordprocessingDrawing" xmlns:wp="http://schemas.openxmlformats.org/drawingml/2006/wordprocessingDrawing" xmlns:w10="urn:schemas-microsoft-com:office:word" xmlns:w="http://schemas.openxmlformats.org/wordprocessingml/2006/main" xmlns:w14="http://schemas.microsoft.com/office/word/2010/wordml" xmlns:wpg="http://schemas.microsoft.com/office/word/2010/wordprocessingGroup" xmlns:wpi="http://schemas.microsoft.com/office/word/2010/wordprocessingInk" xmlns:wne="http://schemas.microsoft.com/office/word/2006/wordml" xmlns:wps="http://schemas.microsoft.com/office/word/2010/wordprocessingShape" mc:Ignorable="w14 wp14">
-  <w:abstractNum w:abstractNumId="0">
+<w:numbering xmlns:wpc="http://schemas.microsoft.com/office/word/2010/wordprocessingCanvas" xmlns:cx="http://schemas.microsoft.com/office/drawing/2014/chartex" xmlns:cx1="http://schemas.microsoft.com/office/drawing/2015/9/8/chartex" xmlns:cx2="http://schemas.microsoft.com/office/drawing/2015/10/21/chartex" xmlns:cx3="http://schemas.microsoft.com/office/drawing/2016/5/9/chartex" xmlns:cx4="http://schemas.microsoft.com/office/drawing/2016/5/10/chartex" xmlns:cx5="http://schemas.microsoft.com/office/drawing/2016/5/11/chartex" xmlns:cx6="http://schemas.microsoft.com/office/drawing/2016/5/12/chartex" xmlns:cx7="http://schemas.microsoft.com/office/drawing/2016/5/13/chartex" xmlns:cx8="http://schemas.microsoft.com/office/drawing/2016/5/14/chartex" xmlns:mc="http://schemas.openxmlformats.org/markup-compatibility/2006" xmlns:aink="http://schemas.microsoft.com/office/drawing/2016/ink" xmlns:am3d="http://schemas.microsoft.com/office/drawing/2017/model3d" xmlns:o="urn:schemas-microsoft-com:office:office" xmlns:oel="http://schemas.microsoft.com/office/2019/extlst" xmlns:r="http://schemas.openxmlformats.org/officeDocument/2006/relationships" xmlns:m="http://schemas.openxmlformats.org/officeDocument/2006/math" xmlns:v="urn:schemas-microsoft-com:vml" xmlns:wp14="http://schemas.microsoft.com/office/word/2010/wordprocessingDrawing" xmlns:wp="http://schemas.openxmlformats.org/drawingml/2006/wordprocessingDrawing" xmlns:w10="urn:schemas-microsoft-com:office:word" xmlns:w="http://schemas.openxmlformats.org/wordprocessingml/2006/main" xmlns:w14="http://schemas.microsoft.com/office/word/2010/wordml" xmlns:w15="http://schemas.microsoft.com/office/word/2012/wordml" xmlns:w16cex="http://schemas.microsoft.com/office/word/2018/wordml/cex" xmlns:w16cid="http://schemas.microsoft.com/office/word/2016/wordml/cid" xmlns:w16="http://schemas.microsoft.com/office/word/2018/wordml" xmlns:w16sdtdh="http://schemas.microsoft.com/office/word/2020/wordml/sdtdatahash" xmlns:w16se="http://schemas.microsoft.com/office/word/2015/wordml/symex" xmlns:wpg="http://schemas.microsoft.com/office/word/2010/wordprocessingGroup" xmlns:wpi="http://schemas.microsoft.com/office/word/2010/wordprocessingInk" xmlns:wne="http://schemas.microsoft.com/office/word/2006/wordml" xmlns:wps="http://schemas.microsoft.com/office/word/2010/wordprocessingShape" mc:Ignorable="w14 w15 w16se w16cid w16 w16cex w16sdtdh wp14">
+  <w:abstractNum w:abstractNumId="0" w15:restartNumberingAfterBreak="0">
     <w:nsid w:val="048C2A7F"/>
     <w:multiLevelType w:val="multilevel"/>
     <w:tmpl w:val="EB40BBD4"/>
@@ -7269,7 +7015,7 @@
       </w:pPr>
     </w:lvl>
   </w:abstractNum>
-  <w:abstractNum w:abstractNumId="1">
+  <w:abstractNum w:abstractNumId="1" w15:restartNumberingAfterBreak="0">
     <w:nsid w:val="11ED5DEC"/>
     <w:multiLevelType w:val="multilevel"/>
     <w:tmpl w:val="FE56B19C"/>
@@ -7418,7 +7164,7 @@
       </w:rPr>
     </w:lvl>
   </w:abstractNum>
-  <w:abstractNum w:abstractNumId="2">
+  <w:abstractNum w:abstractNumId="2" w15:restartNumberingAfterBreak="0">
     <w:nsid w:val="13C76261"/>
     <w:multiLevelType w:val="multilevel"/>
     <w:tmpl w:val="CCCC5212"/>
@@ -7567,7 +7313,7 @@
       </w:rPr>
     </w:lvl>
   </w:abstractNum>
-  <w:abstractNum w:abstractNumId="3">
+  <w:abstractNum w:abstractNumId="3" w15:restartNumberingAfterBreak="0">
     <w:nsid w:val="239A013F"/>
     <w:multiLevelType w:val="multilevel"/>
     <w:tmpl w:val="D8641E7C"/>
@@ -7716,7 +7462,7 @@
       </w:rPr>
     </w:lvl>
   </w:abstractNum>
-  <w:abstractNum w:abstractNumId="4">
+  <w:abstractNum w:abstractNumId="4" w15:restartNumberingAfterBreak="0">
     <w:nsid w:val="2FF92A1E"/>
     <w:multiLevelType w:val="multilevel"/>
     <w:tmpl w:val="163EC01E"/>
@@ -7865,7 +7611,7 @@
       </w:rPr>
     </w:lvl>
   </w:abstractNum>
-  <w:abstractNum w:abstractNumId="5">
+  <w:abstractNum w:abstractNumId="5" w15:restartNumberingAfterBreak="0">
     <w:nsid w:val="55AD15BA"/>
     <w:multiLevelType w:val="multilevel"/>
     <w:tmpl w:val="57B64F9E"/>
@@ -8014,7 +7760,7 @@
       </w:rPr>
     </w:lvl>
   </w:abstractNum>
-  <w:abstractNum w:abstractNumId="6">
+  <w:abstractNum w:abstractNumId="6" w15:restartNumberingAfterBreak="0">
     <w:nsid w:val="5D457717"/>
     <w:multiLevelType w:val="multilevel"/>
     <w:tmpl w:val="04DCA590"/>
@@ -8163,7 +7909,7 @@
       </w:rPr>
     </w:lvl>
   </w:abstractNum>
-  <w:abstractNum w:abstractNumId="7">
+  <w:abstractNum w:abstractNumId="7" w15:restartNumberingAfterBreak="0">
     <w:nsid w:val="706E7F8B"/>
     <w:multiLevelType w:val="multilevel"/>
     <w:tmpl w:val="9AC602F4"/>
@@ -8312,35 +8058,35 @@
       </w:rPr>
     </w:lvl>
   </w:abstractNum>
-  <w:num w:numId="1">
+  <w:num w:numId="1" w16cid:durableId="2102405265">
     <w:abstractNumId w:val="4"/>
   </w:num>
-  <w:num w:numId="2">
+  <w:num w:numId="2" w16cid:durableId="1051687046">
     <w:abstractNumId w:val="0"/>
   </w:num>
-  <w:num w:numId="3">
+  <w:num w:numId="3" w16cid:durableId="709185655">
     <w:abstractNumId w:val="6"/>
   </w:num>
-  <w:num w:numId="4">
+  <w:num w:numId="4" w16cid:durableId="1747259659">
     <w:abstractNumId w:val="7"/>
   </w:num>
-  <w:num w:numId="5">
+  <w:num w:numId="5" w16cid:durableId="922373907">
     <w:abstractNumId w:val="5"/>
   </w:num>
-  <w:num w:numId="6">
+  <w:num w:numId="6" w16cid:durableId="14694441">
     <w:abstractNumId w:val="3"/>
   </w:num>
-  <w:num w:numId="7">
+  <w:num w:numId="7" w16cid:durableId="1608462601">
     <w:abstractNumId w:val="1"/>
   </w:num>
-  <w:num w:numId="8">
+  <w:num w:numId="8" w16cid:durableId="675229531">
     <w:abstractNumId w:val="2"/>
   </w:num>
 </w:numbering>
 </file>
 
 <file path=word/styles.xml><?xml version="1.0" encoding="utf-8"?>
-<w:styles xmlns:mc="http://schemas.openxmlformats.org/markup-compatibility/2006" xmlns:r="http://schemas.openxmlformats.org/officeDocument/2006/relationships" xmlns:w="http://schemas.openxmlformats.org/wordprocessingml/2006/main" xmlns:w14="http://schemas.microsoft.com/office/word/2010/wordml" mc:Ignorable="w14">
+<w:styles xmlns:mc="http://schemas.openxmlformats.org/markup-compatibility/2006" xmlns:r="http://schemas.openxmlformats.org/officeDocument/2006/relationships" xmlns:w="http://schemas.openxmlformats.org/wordprocessingml/2006/main" xmlns:w14="http://schemas.microsoft.com/office/word/2010/wordml" xmlns:w15="http://schemas.microsoft.com/office/word/2012/wordml" xmlns:w16cex="http://schemas.microsoft.com/office/word/2018/wordml/cex" xmlns:w16cid="http://schemas.microsoft.com/office/word/2016/wordml/cid" xmlns:w16="http://schemas.microsoft.com/office/word/2018/wordml" xmlns:w16sdtdh="http://schemas.microsoft.com/office/word/2020/wordml/sdtdatahash" xmlns:w16se="http://schemas.microsoft.com/office/word/2015/wordml/symex" mc:Ignorable="w14 w15 w16se w16cid w16 w16cex w16sdtdh">
   <w:docDefaults>
     <w:rPrDefault>
       <w:rPr>
@@ -8356,144 +8102,383 @@
       </w:pPr>
     </w:pPrDefault>
   </w:docDefaults>
-  <w:latentStyles w:defLockedState="0" w:defUIPriority="99" w:defSemiHidden="1" w:defUnhideWhenUsed="1" w:defQFormat="0" w:count="267">
-    <w:lsdException w:name="Normal" w:semiHidden="0" w:uiPriority="0" w:unhideWhenUsed="0" w:qFormat="1"/>
-    <w:lsdException w:name="heading 1" w:semiHidden="0" w:uiPriority="9" w:unhideWhenUsed="0" w:qFormat="1"/>
-    <w:lsdException w:name="heading 2" w:uiPriority="9" w:qFormat="1"/>
-    <w:lsdException w:name="heading 3" w:uiPriority="9" w:qFormat="1"/>
-    <w:lsdException w:name="heading 4" w:uiPriority="9" w:qFormat="1"/>
-    <w:lsdException w:name="heading 5" w:uiPriority="9" w:qFormat="1"/>
-    <w:lsdException w:name="heading 6" w:uiPriority="9" w:qFormat="1"/>
-    <w:lsdException w:name="heading 7" w:uiPriority="9" w:qFormat="1"/>
-    <w:lsdException w:name="heading 8" w:uiPriority="9" w:qFormat="1"/>
-    <w:lsdException w:name="heading 9" w:uiPriority="9" w:qFormat="1"/>
-    <w:lsdException w:name="toc 1" w:uiPriority="39"/>
-    <w:lsdException w:name="toc 2" w:uiPriority="39"/>
-    <w:lsdException w:name="toc 3" w:uiPriority="39"/>
-    <w:lsdException w:name="toc 4" w:uiPriority="39"/>
-    <w:lsdException w:name="toc 5" w:uiPriority="39"/>
-    <w:lsdException w:name="toc 6" w:uiPriority="39"/>
-    <w:lsdException w:name="toc 7" w:uiPriority="39"/>
-    <w:lsdException w:name="toc 8" w:uiPriority="39"/>
-    <w:lsdException w:name="toc 9" w:uiPriority="39"/>
-    <w:lsdException w:name="caption" w:uiPriority="35" w:qFormat="1"/>
-    <w:lsdException w:name="Title" w:semiHidden="0" w:uiPriority="10" w:unhideWhenUsed="0" w:qFormat="1"/>
-    <w:lsdException w:name="Default Paragraph Font" w:uiPriority="1"/>
-    <w:lsdException w:name="Subtitle" w:semiHidden="0" w:uiPriority="11" w:unhideWhenUsed="0" w:qFormat="1"/>
-    <w:lsdException w:name="Strong" w:semiHidden="0" w:uiPriority="22" w:unhideWhenUsed="0" w:qFormat="1"/>
-    <w:lsdException w:name="Emphasis" w:semiHidden="0" w:uiPriority="20" w:unhideWhenUsed="0" w:qFormat="1"/>
-    <w:lsdException w:name="Table Grid" w:semiHidden="0" w:uiPriority="59" w:unhideWhenUsed="0"/>
-    <w:lsdException w:name="Placeholder Text" w:unhideWhenUsed="0"/>
-    <w:lsdException w:name="No Spacing" w:semiHidden="0" w:uiPriority="1" w:unhideWhenUsed="0" w:qFormat="1"/>
-    <w:lsdException w:name="Light Shading" w:semiHidden="0" w:uiPriority="60" w:unhideWhenUsed="0"/>
-    <w:lsdException w:name="Light List" w:semiHidden="0" w:uiPriority="61" w:unhideWhenUsed="0"/>
-    <w:lsdException w:name="Light Grid" w:semiHidden="0" w:uiPriority="62" w:unhideWhenUsed="0"/>
-    <w:lsdException w:name="Medium Shading 1" w:semiHidden="0" w:uiPriority="63" w:unhideWhenUsed="0"/>
-    <w:lsdException w:name="Medium Shading 2" w:semiHidden="0" w:uiPriority="64" w:unhideWhenUsed="0"/>
-    <w:lsdException w:name="Medium List 1" w:semiHidden="0" w:uiPriority="65" w:unhideWhenUsed="0"/>
-    <w:lsdException w:name="Medium List 2" w:semiHidden="0" w:uiPriority="66" w:unhideWhenUsed="0"/>
-    <w:lsdException w:name="Medium Grid 1" w:semiHidden="0" w:uiPriority="67" w:unhideWhenUsed="0"/>
-    <w:lsdException w:name="Medium Grid 2" w:semiHidden="0" w:uiPriority="68" w:unhideWhenUsed="0"/>
-    <w:lsdException w:name="Medium Grid 3" w:semiHidden="0" w:uiPriority="69" w:unhideWhenUsed="0"/>
-    <w:lsdException w:name="Dark List" w:semiHidden="0" w:uiPriority="70" w:unhideWhenUsed="0"/>
-    <w:lsdException w:name="Colorful Shading" w:semiHidden="0" w:uiPriority="71" w:unhideWhenUsed="0"/>
-    <w:lsdException w:name="Colorful List" w:semiHidden="0" w:uiPriority="72" w:unhideWhenUsed="0"/>
-    <w:lsdException w:name="Colorful Grid" w:semiHidden="0" w:uiPriority="73" w:unhideWhenUsed="0"/>
-    <w:lsdException w:name="Light Shading Accent 1" w:semiHidden="0" w:uiPriority="60" w:unhideWhenUsed="0"/>
-    <w:lsdException w:name="Light List Accent 1" w:semiHidden="0" w:uiPriority="61" w:unhideWhenUsed="0"/>
-    <w:lsdException w:name="Light Grid Accent 1" w:semiHidden="0" w:uiPriority="62" w:unhideWhenUsed="0"/>
-    <w:lsdException w:name="Medium Shading 1 Accent 1" w:semiHidden="0" w:uiPriority="63" w:unhideWhenUsed="0"/>
-    <w:lsdException w:name="Medium Shading 2 Accent 1" w:semiHidden="0" w:uiPriority="64" w:unhideWhenUsed="0"/>
-    <w:lsdException w:name="Medium List 1 Accent 1" w:semiHidden="0" w:uiPriority="65" w:unhideWhenUsed="0"/>
-    <w:lsdException w:name="Revision" w:unhideWhenUsed="0"/>
-    <w:lsdException w:name="List Paragraph" w:semiHidden="0" w:uiPriority="34" w:unhideWhenUsed="0" w:qFormat="1"/>
-    <w:lsdException w:name="Quote" w:semiHidden="0" w:uiPriority="29" w:unhideWhenUsed="0" w:qFormat="1"/>
-    <w:lsdException w:name="Intense Quote" w:semiHidden="0" w:uiPriority="30" w:unhideWhenUsed="0" w:qFormat="1"/>
-    <w:lsdException w:name="Medium List 2 Accent 1" w:semiHidden="0" w:uiPriority="66" w:unhideWhenUsed="0"/>
-    <w:lsdException w:name="Medium Grid 1 Accent 1" w:semiHidden="0" w:uiPriority="67" w:unhideWhenUsed="0"/>
-    <w:lsdException w:name="Medium Grid 2 Accent 1" w:semiHidden="0" w:uiPriority="68" w:unhideWhenUsed="0"/>
-    <w:lsdException w:name="Medium Grid 3 Accent 1" w:semiHidden="0" w:uiPriority="69" w:unhideWhenUsed="0"/>
-    <w:lsdException w:name="Dark List Accent 1" w:semiHidden="0" w:uiPriority="70" w:unhideWhenUsed="0"/>
-    <w:lsdException w:name="Colorful Shading Accent 1" w:semiHidden="0" w:uiPriority="71" w:unhideWhenUsed="0"/>
-    <w:lsdException w:name="Colorful List Accent 1" w:semiHidden="0" w:uiPriority="72" w:unhideWhenUsed="0"/>
-    <w:lsdException w:name="Colorful Grid Accent 1" w:semiHidden="0" w:uiPriority="73" w:unhideWhenUsed="0"/>
-    <w:lsdException w:name="Light Shading Accent 2" w:semiHidden="0" w:uiPriority="60" w:unhideWhenUsed="0"/>
-    <w:lsdException w:name="Light List Accent 2" w:semiHidden="0" w:uiPriority="61" w:unhideWhenUsed="0"/>
-    <w:lsdException w:name="Light Grid Accent 2" w:semiHidden="0" w:uiPriority="62" w:unhideWhenUsed="0"/>
-    <w:lsdException w:name="Medium Shading 1 Accent 2" w:semiHidden="0" w:uiPriority="63" w:unhideWhenUsed="0"/>
-    <w:lsdException w:name="Medium Shading 2 Accent 2" w:semiHidden="0" w:uiPriority="64" w:unhideWhenUsed="0"/>
-    <w:lsdException w:name="Medium List 1 Accent 2" w:semiHidden="0" w:uiPriority="65" w:unhideWhenUsed="0"/>
-    <w:lsdException w:name="Medium List 2 Accent 2" w:semiHidden="0" w:uiPriority="66" w:unhideWhenUsed="0"/>
-    <w:lsdException w:name="Medium Grid 1 Accent 2" w:semiHidden="0" w:uiPriority="67" w:unhideWhenUsed="0"/>
-    <w:lsdException w:name="Medium Grid 2 Accent 2" w:semiHidden="0" w:uiPriority="68" w:unhideWhenUsed="0"/>
-    <w:lsdException w:name="Medium Grid 3 Accent 2" w:semiHidden="0" w:uiPriority="69" w:unhideWhenUsed="0"/>
-    <w:lsdException w:name="Dark List Accent 2" w:semiHidden="0" w:uiPriority="70" w:unhideWhenUsed="0"/>
-    <w:lsdException w:name="Colorful Shading Accent 2" w:semiHidden="0" w:uiPriority="71" w:unhideWhenUsed="0"/>
-    <w:lsdException w:name="Colorful List Accent 2" w:semiHidden="0" w:uiPriority="72" w:unhideWhenUsed="0"/>
-    <w:lsdException w:name="Colorful Grid Accent 2" w:semiHidden="0" w:uiPriority="73" w:unhideWhenUsed="0"/>
-    <w:lsdException w:name="Light Shading Accent 3" w:semiHidden="0" w:uiPriority="60" w:unhideWhenUsed="0"/>
-    <w:lsdException w:name="Light List Accent 3" w:semiHidden="0" w:uiPriority="61" w:unhideWhenUsed="0"/>
-    <w:lsdException w:name="Light Grid Accent 3" w:semiHidden="0" w:uiPriority="62" w:unhideWhenUsed="0"/>
-    <w:lsdException w:name="Medium Shading 1 Accent 3" w:semiHidden="0" w:uiPriority="63" w:unhideWhenUsed="0"/>
-    <w:lsdException w:name="Medium Shading 2 Accent 3" w:semiHidden="0" w:uiPriority="64" w:unhideWhenUsed="0"/>
-    <w:lsdException w:name="Medium List 1 Accent 3" w:semiHidden="0" w:uiPriority="65" w:unhideWhenUsed="0"/>
-    <w:lsdException w:name="Medium List 2 Accent 3" w:semiHidden="0" w:uiPriority="66" w:unhideWhenUsed="0"/>
-    <w:lsdException w:name="Medium Grid 1 Accent 3" w:semiHidden="0" w:uiPriority="67" w:unhideWhenUsed="0"/>
-    <w:lsdException w:name="Medium Grid 2 Accent 3" w:semiHidden="0" w:uiPriority="68" w:unhideWhenUsed="0"/>
-    <w:lsdException w:name="Medium Grid 3 Accent 3" w:semiHidden="0" w:uiPriority="69" w:unhideWhenUsed="0"/>
-    <w:lsdException w:name="Dark List Accent 3" w:semiHidden="0" w:uiPriority="70" w:unhideWhenUsed="0"/>
-    <w:lsdException w:name="Colorful Shading Accent 3" w:semiHidden="0" w:uiPriority="71" w:unhideWhenUsed="0"/>
-    <w:lsdException w:name="Colorful List Accent 3" w:semiHidden="0" w:uiPriority="72" w:unhideWhenUsed="0"/>
-    <w:lsdException w:name="Colorful Grid Accent 3" w:semiHidden="0" w:uiPriority="73" w:unhideWhenUsed="0"/>
-    <w:lsdException w:name="Light Shading Accent 4" w:semiHidden="0" w:uiPriority="60" w:unhideWhenUsed="0"/>
-    <w:lsdException w:name="Light List Accent 4" w:semiHidden="0" w:uiPriority="61" w:unhideWhenUsed="0"/>
-    <w:lsdException w:name="Light Grid Accent 4" w:semiHidden="0" w:uiPriority="62" w:unhideWhenUsed="0"/>
-    <w:lsdException w:name="Medium Shading 1 Accent 4" w:semiHidden="0" w:uiPriority="63" w:unhideWhenUsed="0"/>
-    <w:lsdException w:name="Medium Shading 2 Accent 4" w:semiHidden="0" w:uiPriority="64" w:unhideWhenUsed="0"/>
-    <w:lsdException w:name="Medium List 1 Accent 4" w:semiHidden="0" w:uiPriority="65" w:unhideWhenUsed="0"/>
-    <w:lsdException w:name="Medium List 2 Accent 4" w:semiHidden="0" w:uiPriority="66" w:unhideWhenUsed="0"/>
-    <w:lsdException w:name="Medium Grid 1 Accent 4" w:semiHidden="0" w:uiPriority="67" w:unhideWhenUsed="0"/>
-    <w:lsdException w:name="Medium Grid 2 Accent 4" w:semiHidden="0" w:uiPriority="68" w:unhideWhenUsed="0"/>
-    <w:lsdException w:name="Medium Grid 3 Accent 4" w:semiHidden="0" w:uiPriority="69" w:unhideWhenUsed="0"/>
-    <w:lsdException w:name="Dark List Accent 4" w:semiHidden="0" w:uiPriority="70" w:unhideWhenUsed="0"/>
-    <w:lsdException w:name="Colorful Shading Accent 4" w:semiHidden="0" w:uiPriority="71" w:unhideWhenUsed="0"/>
-    <w:lsdException w:name="Colorful List Accent 4" w:semiHidden="0" w:uiPriority="72" w:unhideWhenUsed="0"/>
-    <w:lsdException w:name="Colorful Grid Accent 4" w:semiHidden="0" w:uiPriority="73" w:unhideWhenUsed="0"/>
-    <w:lsdException w:name="Light Shading Accent 5" w:semiHidden="0" w:uiPriority="60" w:unhideWhenUsed="0"/>
-    <w:lsdException w:name="Light List Accent 5" w:semiHidden="0" w:uiPriority="61" w:unhideWhenUsed="0"/>
-    <w:lsdException w:name="Light Grid Accent 5" w:semiHidden="0" w:uiPriority="62" w:unhideWhenUsed="0"/>
-    <w:lsdException w:name="Medium Shading 1 Accent 5" w:semiHidden="0" w:uiPriority="63" w:unhideWhenUsed="0"/>
-    <w:lsdException w:name="Medium Shading 2 Accent 5" w:semiHidden="0" w:uiPriority="64" w:unhideWhenUsed="0"/>
-    <w:lsdException w:name="Medium List 1 Accent 5" w:semiHidden="0" w:uiPriority="65" w:unhideWhenUsed="0"/>
-    <w:lsdException w:name="Medium List 2 Accent 5" w:semiHidden="0" w:uiPriority="66" w:unhideWhenUsed="0"/>
-    <w:lsdException w:name="Medium Grid 1 Accent 5" w:semiHidden="0" w:uiPriority="67" w:unhideWhenUsed="0"/>
-    <w:lsdException w:name="Medium Grid 2 Accent 5" w:semiHidden="0" w:uiPriority="68" w:unhideWhenUsed="0"/>
-    <w:lsdException w:name="Medium Grid 3 Accent 5" w:semiHidden="0" w:uiPriority="69" w:unhideWhenUsed="0"/>
-    <w:lsdException w:name="Dark List Accent 5" w:semiHidden="0" w:uiPriority="70" w:unhideWhenUsed="0"/>
-    <w:lsdException w:name="Colorful Shading Accent 5" w:semiHidden="0" w:uiPriority="71" w:unhideWhenUsed="0"/>
-    <w:lsdException w:name="Colorful List Accent 5" w:semiHidden="0" w:uiPriority="72" w:unhideWhenUsed="0"/>
-    <w:lsdException w:name="Colorful Grid Accent 5" w:semiHidden="0" w:uiPriority="73" w:unhideWhenUsed="0"/>
-    <w:lsdException w:name="Light Shading Accent 6" w:semiHidden="0" w:uiPriority="60" w:unhideWhenUsed="0"/>
-    <w:lsdException w:name="Light List Accent 6" w:semiHidden="0" w:uiPriority="61" w:unhideWhenUsed="0"/>
-    <w:lsdException w:name="Light Grid Accent 6" w:semiHidden="0" w:uiPriority="62" w:unhideWhenUsed="0"/>
-    <w:lsdException w:name="Medium Shading 1 Accent 6" w:semiHidden="0" w:uiPriority="63" w:unhideWhenUsed="0"/>
-    <w:lsdException w:name="Medium Shading 2 Accent 6" w:semiHidden="0" w:uiPriority="64" w:unhideWhenUsed="0"/>
-    <w:lsdException w:name="Medium List 1 Accent 6" w:semiHidden="0" w:uiPriority="65" w:unhideWhenUsed="0"/>
-    <w:lsdException w:name="Medium List 2 Accent 6" w:semiHidden="0" w:uiPriority="66" w:unhideWhenUsed="0"/>
-    <w:lsdException w:name="Medium Grid 1 Accent 6" w:semiHidden="0" w:uiPriority="67" w:unhideWhenUsed="0"/>
-    <w:lsdException w:name="Medium Grid 2 Accent 6" w:semiHidden="0" w:uiPriority="68" w:unhideWhenUsed="0"/>
-    <w:lsdException w:name="Medium Grid 3 Accent 6" w:semiHidden="0" w:uiPriority="69" w:unhideWhenUsed="0"/>
-    <w:lsdException w:name="Dark List Accent 6" w:semiHidden="0" w:uiPriority="70" w:unhideWhenUsed="0"/>
-    <w:lsdException w:name="Colorful Shading Accent 6" w:semiHidden="0" w:uiPriority="71" w:unhideWhenUsed="0"/>
-    <w:lsdException w:name="Colorful List Accent 6" w:semiHidden="0" w:uiPriority="72" w:unhideWhenUsed="0"/>
-    <w:lsdException w:name="Colorful Grid Accent 6" w:semiHidden="0" w:uiPriority="73" w:unhideWhenUsed="0"/>
-    <w:lsdException w:name="Subtle Emphasis" w:semiHidden="0" w:uiPriority="19" w:unhideWhenUsed="0" w:qFormat="1"/>
-    <w:lsdException w:name="Intense Emphasis" w:semiHidden="0" w:uiPriority="21" w:unhideWhenUsed="0" w:qFormat="1"/>
-    <w:lsdException w:name="Subtle Reference" w:semiHidden="0" w:uiPriority="31" w:unhideWhenUsed="0" w:qFormat="1"/>
-    <w:lsdException w:name="Intense Reference" w:semiHidden="0" w:uiPriority="32" w:unhideWhenUsed="0" w:qFormat="1"/>
-    <w:lsdException w:name="Book Title" w:semiHidden="0" w:uiPriority="33" w:unhideWhenUsed="0" w:qFormat="1"/>
-    <w:lsdException w:name="Bibliography" w:uiPriority="37"/>
-    <w:lsdException w:name="TOC Heading" w:uiPriority="39" w:qFormat="1"/>
+  <w:latentStyles w:defLockedState="0" w:defUIPriority="99" w:defSemiHidden="0" w:defUnhideWhenUsed="0" w:defQFormat="0" w:count="376">
+    <w:lsdException w:name="Normal" w:uiPriority="0" w:qFormat="1"/>
+    <w:lsdException w:name="heading 1" w:uiPriority="9" w:qFormat="1"/>
+    <w:lsdException w:name="heading 2" w:semiHidden="1" w:uiPriority="9" w:unhideWhenUsed="1" w:qFormat="1"/>
+    <w:lsdException w:name="heading 3" w:semiHidden="1" w:uiPriority="9" w:unhideWhenUsed="1" w:qFormat="1"/>
+    <w:lsdException w:name="heading 4" w:semiHidden="1" w:uiPriority="9" w:unhideWhenUsed="1" w:qFormat="1"/>
+    <w:lsdException w:name="heading 5" w:semiHidden="1" w:uiPriority="9" w:unhideWhenUsed="1" w:qFormat="1"/>
+    <w:lsdException w:name="heading 6" w:semiHidden="1" w:uiPriority="9" w:unhideWhenUsed="1" w:qFormat="1"/>
+    <w:lsdException w:name="heading 7" w:semiHidden="1" w:uiPriority="9" w:unhideWhenUsed="1" w:qFormat="1"/>
+    <w:lsdException w:name="heading 8" w:semiHidden="1" w:uiPriority="9" w:unhideWhenUsed="1" w:qFormat="1"/>
+    <w:lsdException w:name="heading 9" w:semiHidden="1" w:uiPriority="9" w:unhideWhenUsed="1" w:qFormat="1"/>
+    <w:lsdException w:name="index 1" w:semiHidden="1" w:unhideWhenUsed="1"/>
+    <w:lsdException w:name="index 2" w:semiHidden="1" w:unhideWhenUsed="1"/>
+    <w:lsdException w:name="index 3" w:semiHidden="1" w:unhideWhenUsed="1"/>
+    <w:lsdException w:name="index 4" w:semiHidden="1" w:unhideWhenUsed="1"/>
+    <w:lsdException w:name="index 5" w:semiHidden="1" w:unhideWhenUsed="1"/>
+    <w:lsdException w:name="index 6" w:semiHidden="1" w:unhideWhenUsed="1"/>
+    <w:lsdException w:name="index 7" w:semiHidden="1" w:unhideWhenUsed="1"/>
+    <w:lsdException w:name="index 8" w:semiHidden="1" w:unhideWhenUsed="1"/>
+    <w:lsdException w:name="index 9" w:semiHidden="1" w:unhideWhenUsed="1"/>
+    <w:lsdException w:name="toc 1" w:semiHidden="1" w:uiPriority="39" w:unhideWhenUsed="1"/>
+    <w:lsdException w:name="toc 2" w:semiHidden="1" w:uiPriority="39" w:unhideWhenUsed="1"/>
+    <w:lsdException w:name="toc 3" w:semiHidden="1" w:uiPriority="39" w:unhideWhenUsed="1"/>
+    <w:lsdException w:name="toc 4" w:semiHidden="1" w:uiPriority="39" w:unhideWhenUsed="1"/>
+    <w:lsdException w:name="toc 5" w:semiHidden="1" w:uiPriority="39" w:unhideWhenUsed="1"/>
+    <w:lsdException w:name="toc 6" w:semiHidden="1" w:uiPriority="39" w:unhideWhenUsed="1"/>
+    <w:lsdException w:name="toc 7" w:semiHidden="1" w:uiPriority="39" w:unhideWhenUsed="1"/>
+    <w:lsdException w:name="toc 8" w:semiHidden="1" w:uiPriority="39" w:unhideWhenUsed="1"/>
+    <w:lsdException w:name="toc 9" w:semiHidden="1" w:uiPriority="39" w:unhideWhenUsed="1"/>
+    <w:lsdException w:name="Normal Indent" w:semiHidden="1" w:unhideWhenUsed="1"/>
+    <w:lsdException w:name="footnote text" w:semiHidden="1" w:unhideWhenUsed="1"/>
+    <w:lsdException w:name="annotation text" w:semiHidden="1" w:unhideWhenUsed="1"/>
+    <w:lsdException w:name="header" w:semiHidden="1" w:unhideWhenUsed="1"/>
+    <w:lsdException w:name="footer" w:semiHidden="1" w:unhideWhenUsed="1"/>
+    <w:lsdException w:name="index heading" w:semiHidden="1" w:unhideWhenUsed="1"/>
+    <w:lsdException w:name="caption" w:semiHidden="1" w:uiPriority="35" w:unhideWhenUsed="1" w:qFormat="1"/>
+    <w:lsdException w:name="table of figures" w:semiHidden="1" w:unhideWhenUsed="1"/>
+    <w:lsdException w:name="envelope address" w:semiHidden="1" w:unhideWhenUsed="1"/>
+    <w:lsdException w:name="envelope return" w:semiHidden="1" w:unhideWhenUsed="1"/>
+    <w:lsdException w:name="footnote reference" w:semiHidden="1" w:unhideWhenUsed="1"/>
+    <w:lsdException w:name="annotation reference" w:semiHidden="1" w:unhideWhenUsed="1"/>
+    <w:lsdException w:name="line number" w:semiHidden="1" w:unhideWhenUsed="1"/>
+    <w:lsdException w:name="page number" w:semiHidden="1" w:unhideWhenUsed="1"/>
+    <w:lsdException w:name="endnote reference" w:semiHidden="1" w:unhideWhenUsed="1"/>
+    <w:lsdException w:name="endnote text" w:semiHidden="1" w:unhideWhenUsed="1"/>
+    <w:lsdException w:name="table of authorities" w:semiHidden="1" w:unhideWhenUsed="1"/>
+    <w:lsdException w:name="macro" w:semiHidden="1" w:unhideWhenUsed="1"/>
+    <w:lsdException w:name="toa heading" w:semiHidden="1" w:unhideWhenUsed="1"/>
+    <w:lsdException w:name="List" w:semiHidden="1" w:unhideWhenUsed="1"/>
+    <w:lsdException w:name="List Bullet" w:semiHidden="1" w:unhideWhenUsed="1"/>
+    <w:lsdException w:name="List Number" w:semiHidden="1" w:unhideWhenUsed="1"/>
+    <w:lsdException w:name="List 2" w:semiHidden="1" w:unhideWhenUsed="1"/>
+    <w:lsdException w:name="List 3" w:semiHidden="1" w:unhideWhenUsed="1"/>
+    <w:lsdException w:name="List 4" w:semiHidden="1" w:unhideWhenUsed="1"/>
+    <w:lsdException w:name="List 5" w:semiHidden="1" w:unhideWhenUsed="1"/>
+    <w:lsdException w:name="List Bullet 2" w:semiHidden="1" w:unhideWhenUsed="1"/>
+    <w:lsdException w:name="List Bullet 3" w:semiHidden="1" w:unhideWhenUsed="1"/>
+    <w:lsdException w:name="List Bullet 4" w:semiHidden="1" w:unhideWhenUsed="1"/>
+    <w:lsdException w:name="List Bullet 5" w:semiHidden="1" w:unhideWhenUsed="1"/>
+    <w:lsdException w:name="List Number 2" w:semiHidden="1" w:unhideWhenUsed="1"/>
+    <w:lsdException w:name="List Number 3" w:semiHidden="1" w:unhideWhenUsed="1"/>
+    <w:lsdException w:name="List Number 4" w:semiHidden="1" w:unhideWhenUsed="1"/>
+    <w:lsdException w:name="List Number 5" w:semiHidden="1" w:unhideWhenUsed="1"/>
+    <w:lsdException w:name="Title" w:uiPriority="10" w:qFormat="1"/>
+    <w:lsdException w:name="Closing" w:semiHidden="1" w:unhideWhenUsed="1"/>
+    <w:lsdException w:name="Signature" w:semiHidden="1" w:unhideWhenUsed="1"/>
+    <w:lsdException w:name="Default Paragraph Font" w:semiHidden="1" w:uiPriority="1" w:unhideWhenUsed="1"/>
+    <w:lsdException w:name="Body Text" w:semiHidden="1" w:unhideWhenUsed="1"/>
+    <w:lsdException w:name="Body Text Indent" w:semiHidden="1" w:unhideWhenUsed="1"/>
+    <w:lsdException w:name="List Continue" w:semiHidden="1" w:unhideWhenUsed="1"/>
+    <w:lsdException w:name="List Continue 2" w:semiHidden="1" w:unhideWhenUsed="1"/>
+    <w:lsdException w:name="List Continue 3" w:semiHidden="1" w:unhideWhenUsed="1"/>
+    <w:lsdException w:name="List Continue 4" w:semiHidden="1" w:unhideWhenUsed="1"/>
+    <w:lsdException w:name="List Continue 5" w:semiHidden="1" w:unhideWhenUsed="1"/>
+    <w:lsdException w:name="Message Header" w:semiHidden="1" w:unhideWhenUsed="1"/>
+    <w:lsdException w:name="Subtitle" w:uiPriority="11" w:qFormat="1"/>
+    <w:lsdException w:name="Salutation" w:semiHidden="1" w:unhideWhenUsed="1"/>
+    <w:lsdException w:name="Date" w:semiHidden="1" w:unhideWhenUsed="1"/>
+    <w:lsdException w:name="Body Text First Indent" w:semiHidden="1" w:unhideWhenUsed="1"/>
+    <w:lsdException w:name="Body Text First Indent 2" w:semiHidden="1" w:unhideWhenUsed="1"/>
+    <w:lsdException w:name="Note Heading" w:semiHidden="1" w:unhideWhenUsed="1"/>
+    <w:lsdException w:name="Body Text 2" w:semiHidden="1" w:unhideWhenUsed="1"/>
+    <w:lsdException w:name="Body Text 3" w:semiHidden="1" w:unhideWhenUsed="1"/>
+    <w:lsdException w:name="Body Text Indent 2" w:semiHidden="1" w:unhideWhenUsed="1"/>
+    <w:lsdException w:name="Body Text Indent 3" w:semiHidden="1" w:unhideWhenUsed="1"/>
+    <w:lsdException w:name="Block Text" w:semiHidden="1" w:unhideWhenUsed="1"/>
+    <w:lsdException w:name="Hyperlink" w:semiHidden="1" w:unhideWhenUsed="1"/>
+    <w:lsdException w:name="FollowedHyperlink" w:semiHidden="1" w:unhideWhenUsed="1"/>
+    <w:lsdException w:name="Strong" w:uiPriority="22" w:qFormat="1"/>
+    <w:lsdException w:name="Emphasis" w:uiPriority="20" w:qFormat="1"/>
+    <w:lsdException w:name="Document Map" w:semiHidden="1" w:unhideWhenUsed="1"/>
+    <w:lsdException w:name="Plain Text" w:semiHidden="1" w:unhideWhenUsed="1"/>
+    <w:lsdException w:name="E-mail Signature" w:semiHidden="1" w:unhideWhenUsed="1"/>
+    <w:lsdException w:name="HTML Top of Form" w:semiHidden="1" w:unhideWhenUsed="1"/>
+    <w:lsdException w:name="HTML Bottom of Form" w:semiHidden="1" w:unhideWhenUsed="1"/>
+    <w:lsdException w:name="Normal (Web)" w:semiHidden="1" w:unhideWhenUsed="1"/>
+    <w:lsdException w:name="HTML Acronym" w:semiHidden="1" w:unhideWhenUsed="1"/>
+    <w:lsdException w:name="HTML Address" w:semiHidden="1" w:unhideWhenUsed="1"/>
+    <w:lsdException w:name="HTML Cite" w:semiHidden="1" w:unhideWhenUsed="1"/>
+    <w:lsdException w:name="HTML Code" w:semiHidden="1" w:unhideWhenUsed="1"/>
+    <w:lsdException w:name="HTML Definition" w:semiHidden="1" w:unhideWhenUsed="1"/>
+    <w:lsdException w:name="HTML Keyboard" w:semiHidden="1" w:unhideWhenUsed="1"/>
+    <w:lsdException w:name="HTML Preformatted" w:semiHidden="1" w:unhideWhenUsed="1"/>
+    <w:lsdException w:name="HTML Sample" w:semiHidden="1" w:unhideWhenUsed="1"/>
+    <w:lsdException w:name="HTML Typewriter" w:semiHidden="1" w:unhideWhenUsed="1"/>
+    <w:lsdException w:name="HTML Variable" w:semiHidden="1" w:unhideWhenUsed="1"/>
+    <w:lsdException w:name="Normal Table" w:semiHidden="1" w:unhideWhenUsed="1"/>
+    <w:lsdException w:name="annotation subject" w:semiHidden="1" w:unhideWhenUsed="1"/>
+    <w:lsdException w:name="No List" w:semiHidden="1" w:unhideWhenUsed="1"/>
+    <w:lsdException w:name="Outline List 1" w:semiHidden="1" w:unhideWhenUsed="1"/>
+    <w:lsdException w:name="Outline List 2" w:semiHidden="1" w:unhideWhenUsed="1"/>
+    <w:lsdException w:name="Outline List 3" w:semiHidden="1" w:unhideWhenUsed="1"/>
+    <w:lsdException w:name="Table Simple 1" w:semiHidden="1" w:unhideWhenUsed="1"/>
+    <w:lsdException w:name="Table Simple 2" w:semiHidden="1" w:unhideWhenUsed="1"/>
+    <w:lsdException w:name="Table Simple 3" w:semiHidden="1" w:unhideWhenUsed="1"/>
+    <w:lsdException w:name="Table Classic 1" w:semiHidden="1" w:unhideWhenUsed="1"/>
+    <w:lsdException w:name="Table Classic 2" w:semiHidden="1" w:unhideWhenUsed="1"/>
+    <w:lsdException w:name="Table Classic 3" w:semiHidden="1" w:unhideWhenUsed="1"/>
+    <w:lsdException w:name="Table Classic 4" w:semiHidden="1" w:unhideWhenUsed="1"/>
+    <w:lsdException w:name="Table Colorful 1" w:semiHidden="1" w:unhideWhenUsed="1"/>
+    <w:lsdException w:name="Table Colorful 2" w:semiHidden="1" w:unhideWhenUsed="1"/>
+    <w:lsdException w:name="Table Colorful 3" w:semiHidden="1" w:unhideWhenUsed="1"/>
+    <w:lsdException w:name="Table Columns 1" w:semiHidden="1" w:unhideWhenUsed="1"/>
+    <w:lsdException w:name="Table Columns 2" w:semiHidden="1" w:unhideWhenUsed="1"/>
+    <w:lsdException w:name="Table Columns 3" w:semiHidden="1" w:unhideWhenUsed="1"/>
+    <w:lsdException w:name="Table Columns 4" w:semiHidden="1" w:unhideWhenUsed="1"/>
+    <w:lsdException w:name="Table Columns 5" w:semiHidden="1" w:unhideWhenUsed="1"/>
+    <w:lsdException w:name="Table Grid 1" w:semiHidden="1" w:unhideWhenUsed="1"/>
+    <w:lsdException w:name="Table Grid 2" w:semiHidden="1" w:unhideWhenUsed="1"/>
+    <w:lsdException w:name="Table Grid 3" w:semiHidden="1" w:unhideWhenUsed="1"/>
+    <w:lsdException w:name="Table Grid 4" w:semiHidden="1" w:unhideWhenUsed="1"/>
+    <w:lsdException w:name="Table Grid 5" w:semiHidden="1" w:unhideWhenUsed="1"/>
+    <w:lsdException w:name="Table Grid 6" w:semiHidden="1" w:unhideWhenUsed="1"/>
+    <w:lsdException w:name="Table Grid 7" w:semiHidden="1" w:unhideWhenUsed="1"/>
+    <w:lsdException w:name="Table Grid 8" w:semiHidden="1" w:unhideWhenUsed="1"/>
+    <w:lsdException w:name="Table List 1" w:semiHidden="1" w:unhideWhenUsed="1"/>
+    <w:lsdException w:name="Table List 2" w:semiHidden="1" w:unhideWhenUsed="1"/>
+    <w:lsdException w:name="Table List 3" w:semiHidden="1" w:unhideWhenUsed="1"/>
+    <w:lsdException w:name="Table List 4" w:semiHidden="1" w:unhideWhenUsed="1"/>
+    <w:lsdException w:name="Table List 5" w:semiHidden="1" w:unhideWhenUsed="1"/>
+    <w:lsdException w:name="Table List 6" w:semiHidden="1" w:unhideWhenUsed="1"/>
+    <w:lsdException w:name="Table List 7" w:semiHidden="1" w:unhideWhenUsed="1"/>
+    <w:lsdException w:name="Table List 8" w:semiHidden="1" w:unhideWhenUsed="1"/>
+    <w:lsdException w:name="Table 3D effects 1" w:semiHidden="1" w:unhideWhenUsed="1"/>
+    <w:lsdException w:name="Table 3D effects 2" w:semiHidden="1" w:unhideWhenUsed="1"/>
+    <w:lsdException w:name="Table 3D effects 3" w:semiHidden="1" w:unhideWhenUsed="1"/>
+    <w:lsdException w:name="Table Contemporary" w:semiHidden="1" w:unhideWhenUsed="1"/>
+    <w:lsdException w:name="Table Elegant" w:semiHidden="1" w:unhideWhenUsed="1"/>
+    <w:lsdException w:name="Table Professional" w:semiHidden="1" w:unhideWhenUsed="1"/>
+    <w:lsdException w:name="Table Subtle 1" w:semiHidden="1" w:unhideWhenUsed="1"/>
+    <w:lsdException w:name="Table Subtle 2" w:semiHidden="1" w:unhideWhenUsed="1"/>
+    <w:lsdException w:name="Table Web 1" w:semiHidden="1" w:unhideWhenUsed="1"/>
+    <w:lsdException w:name="Table Web 2" w:semiHidden="1" w:unhideWhenUsed="1"/>
+    <w:lsdException w:name="Table Web 3" w:semiHidden="1" w:unhideWhenUsed="1"/>
+    <w:lsdException w:name="Balloon Text" w:semiHidden="1" w:unhideWhenUsed="1"/>
+    <w:lsdException w:name="Table Grid" w:uiPriority="59"/>
+    <w:lsdException w:name="Table Theme" w:semiHidden="1" w:unhideWhenUsed="1"/>
+    <w:lsdException w:name="Placeholder Text" w:semiHidden="1"/>
+    <w:lsdException w:name="No Spacing" w:uiPriority="1" w:qFormat="1"/>
+    <w:lsdException w:name="Light Shading" w:uiPriority="60"/>
+    <w:lsdException w:name="Light List" w:uiPriority="61"/>
+    <w:lsdException w:name="Light Grid" w:uiPriority="62"/>
+    <w:lsdException w:name="Medium Shading 1" w:uiPriority="63"/>
+    <w:lsdException w:name="Medium Shading 2" w:uiPriority="64"/>
+    <w:lsdException w:name="Medium List 1" w:uiPriority="65"/>
+    <w:lsdException w:name="Medium List 2" w:uiPriority="66"/>
+    <w:lsdException w:name="Medium Grid 1" w:uiPriority="67"/>
+    <w:lsdException w:name="Medium Grid 2" w:uiPriority="68"/>
+    <w:lsdException w:name="Medium Grid 3" w:uiPriority="69"/>
+    <w:lsdException w:name="Dark List" w:uiPriority="70"/>
+    <w:lsdException w:name="Colorful Shading" w:uiPriority="71"/>
+    <w:lsdException w:name="Colorful List" w:uiPriority="72"/>
+    <w:lsdException w:name="Colorful Grid" w:uiPriority="73"/>
+    <w:lsdException w:name="Light Shading Accent 1" w:uiPriority="60"/>
+    <w:lsdException w:name="Light List Accent 1" w:uiPriority="61"/>
+    <w:lsdException w:name="Light Grid Accent 1" w:uiPriority="62"/>
+    <w:lsdException w:name="Medium Shading 1 Accent 1" w:uiPriority="63"/>
+    <w:lsdException w:name="Medium Shading 2 Accent 1" w:uiPriority="64"/>
+    <w:lsdException w:name="Medium List 1 Accent 1" w:uiPriority="65"/>
+    <w:lsdException w:name="Revision" w:semiHidden="1"/>
+    <w:lsdException w:name="List Paragraph" w:uiPriority="34" w:qFormat="1"/>
+    <w:lsdException w:name="Quote" w:uiPriority="29" w:qFormat="1"/>
+    <w:lsdException w:name="Intense Quote" w:uiPriority="30" w:qFormat="1"/>
+    <w:lsdException w:name="Medium List 2 Accent 1" w:uiPriority="66"/>
+    <w:lsdException w:name="Medium Grid 1 Accent 1" w:uiPriority="67"/>
+    <w:lsdException w:name="Medium Grid 2 Accent 1" w:uiPriority="68"/>
+    <w:lsdException w:name="Medium Grid 3 Accent 1" w:uiPriority="69"/>
+    <w:lsdException w:name="Dark List Accent 1" w:uiPriority="70"/>
+    <w:lsdException w:name="Colorful Shading Accent 1" w:uiPriority="71"/>
+    <w:lsdException w:name="Colorful List Accent 1" w:uiPriority="72"/>
+    <w:lsdException w:name="Colorful Grid Accent 1" w:uiPriority="73"/>
+    <w:lsdException w:name="Light Shading Accent 2" w:uiPriority="60"/>
+    <w:lsdException w:name="Light List Accent 2" w:uiPriority="61"/>
+    <w:lsdException w:name="Light Grid Accent 2" w:uiPriority="62"/>
+    <w:lsdException w:name="Medium Shading 1 Accent 2" w:uiPriority="63"/>
+    <w:lsdException w:name="Medium Shading 2 Accent 2" w:uiPriority="64"/>
+    <w:lsdException w:name="Medium List 1 Accent 2" w:uiPriority="65"/>
+    <w:lsdException w:name="Medium List 2 Accent 2" w:uiPriority="66"/>
+    <w:lsdException w:name="Medium Grid 1 Accent 2" w:uiPriority="67"/>
+    <w:lsdException w:name="Medium Grid 2 Accent 2" w:uiPriority="68"/>
+    <w:lsdException w:name="Medium Grid 3 Accent 2" w:uiPriority="69"/>
+    <w:lsdException w:name="Dark List Accent 2" w:uiPriority="70"/>
+    <w:lsdException w:name="Colorful Shading Accent 2" w:uiPriority="71"/>
+    <w:lsdException w:name="Colorful List Accent 2" w:uiPriority="72"/>
+    <w:lsdException w:name="Colorful Grid Accent 2" w:uiPriority="73"/>
+    <w:lsdException w:name="Light Shading Accent 3" w:uiPriority="60"/>
+    <w:lsdException w:name="Light List Accent 3" w:uiPriority="61"/>
+    <w:lsdException w:name="Light Grid Accent 3" w:uiPriority="62"/>
+    <w:lsdException w:name="Medium Shading 1 Accent 3" w:uiPriority="63"/>
+    <w:lsdException w:name="Medium Shading 2 Accent 3" w:uiPriority="64"/>
+    <w:lsdException w:name="Medium List 1 Accent 3" w:uiPriority="65"/>
+    <w:lsdException w:name="Medium List 2 Accent 3" w:uiPriority="66"/>
+    <w:lsdException w:name="Medium Grid 1 Accent 3" w:uiPriority="67"/>
+    <w:lsdException w:name="Medium Grid 2 Accent 3" w:uiPriority="68"/>
+    <w:lsdException w:name="Medium Grid 3 Accent 3" w:uiPriority="69"/>
+    <w:lsdException w:name="Dark List Accent 3" w:uiPriority="70"/>
+    <w:lsdException w:name="Colorful Shading Accent 3" w:uiPriority="71"/>
+    <w:lsdException w:name="Colorful List Accent 3" w:uiPriority="72"/>
+    <w:lsdException w:name="Colorful Grid Accent 3" w:uiPriority="73"/>
+    <w:lsdException w:name="Light Shading Accent 4" w:uiPriority="60"/>
+    <w:lsdException w:name="Light List Accent 4" w:uiPriority="61"/>
+    <w:lsdException w:name="Light Grid Accent 4" w:uiPriority="62"/>
+    <w:lsdException w:name="Medium Shading 1 Accent 4" w:uiPriority="63"/>
+    <w:lsdException w:name="Medium Shading 2 Accent 4" w:uiPriority="64"/>
+    <w:lsdException w:name="Medium List 1 Accent 4" w:uiPriority="65"/>
+    <w:lsdException w:name="Medium List 2 Accent 4" w:uiPriority="66"/>
+    <w:lsdException w:name="Medium Grid 1 Accent 4" w:uiPriority="67"/>
+    <w:lsdException w:name="Medium Grid 2 Accent 4" w:uiPriority="68"/>
+    <w:lsdException w:name="Medium Grid 3 Accent 4" w:uiPriority="69"/>
+    <w:lsdException w:name="Dark List Accent 4" w:uiPriority="70"/>
+    <w:lsdException w:name="Colorful Shading Accent 4" w:uiPriority="71"/>
+    <w:lsdException w:name="Colorful List Accent 4" w:uiPriority="72"/>
+    <w:lsdException w:name="Colorful Grid Accent 4" w:uiPriority="73"/>
+    <w:lsdException w:name="Light Shading Accent 5" w:uiPriority="60"/>
+    <w:lsdException w:name="Light List Accent 5" w:uiPriority="61"/>
+    <w:lsdException w:name="Light Grid Accent 5" w:uiPriority="62"/>
+    <w:lsdException w:name="Medium Shading 1 Accent 5" w:uiPriority="63"/>
+    <w:lsdException w:name="Medium Shading 2 Accent 5" w:uiPriority="64"/>
+    <w:lsdException w:name="Medium List 1 Accent 5" w:uiPriority="65"/>
+    <w:lsdException w:name="Medium List 2 Accent 5" w:uiPriority="66"/>
+    <w:lsdException w:name="Medium Grid 1 Accent 5" w:uiPriority="67"/>
+    <w:lsdException w:name="Medium Grid 2 Accent 5" w:uiPriority="68"/>
+    <w:lsdException w:name="Medium Grid 3 Accent 5" w:uiPriority="69"/>
+    <w:lsdException w:name="Dark List Accent 5" w:uiPriority="70"/>
+    <w:lsdException w:name="Colorful Shading Accent 5" w:uiPriority="71"/>
+    <w:lsdException w:name="Colorful List Accent 5" w:uiPriority="72"/>
+    <w:lsdException w:name="Colorful Grid Accent 5" w:uiPriority="73"/>
+    <w:lsdException w:name="Light Shading Accent 6" w:uiPriority="60"/>
+    <w:lsdException w:name="Light List Accent 6" w:uiPriority="61"/>
+    <w:lsdException w:name="Light Grid Accent 6" w:uiPriority="62"/>
+    <w:lsdException w:name="Medium Shading 1 Accent 6" w:uiPriority="63"/>
+    <w:lsdException w:name="Medium Shading 2 Accent 6" w:uiPriority="64"/>
+    <w:lsdException w:name="Medium List 1 Accent 6" w:uiPriority="65"/>
+    <w:lsdException w:name="Medium List 2 Accent 6" w:uiPriority="66"/>
+    <w:lsdException w:name="Medium Grid 1 Accent 6" w:uiPriority="67"/>
+    <w:lsdException w:name="Medium Grid 2 Accent 6" w:uiPriority="68"/>
+    <w:lsdException w:name="Medium Grid 3 Accent 6" w:uiPriority="69"/>
+    <w:lsdException w:name="Dark List Accent 6" w:uiPriority="70"/>
+    <w:lsdException w:name="Colorful Shading Accent 6" w:uiPriority="71"/>
+    <w:lsdException w:name="Colorful List Accent 6" w:uiPriority="72"/>
+    <w:lsdException w:name="Colorful Grid Accent 6" w:uiPriority="73"/>
+    <w:lsdException w:name="Subtle Emphasis" w:uiPriority="19" w:qFormat="1"/>
+    <w:lsdException w:name="Intense Emphasis" w:uiPriority="21" w:qFormat="1"/>
+    <w:lsdException w:name="Subtle Reference" w:uiPriority="31" w:qFormat="1"/>
+    <w:lsdException w:name="Intense Reference" w:uiPriority="32" w:qFormat="1"/>
+    <w:lsdException w:name="Book Title" w:uiPriority="33" w:qFormat="1"/>
+    <w:lsdException w:name="Bibliography" w:semiHidden="1" w:uiPriority="37" w:unhideWhenUsed="1"/>
+    <w:lsdException w:name="TOC Heading" w:semiHidden="1" w:uiPriority="39" w:unhideWhenUsed="1" w:qFormat="1"/>
+    <w:lsdException w:name="Plain Table 1" w:uiPriority="41"/>
+    <w:lsdException w:name="Plain Table 2" w:uiPriority="42"/>
+    <w:lsdException w:name="Plain Table 3" w:uiPriority="43"/>
+    <w:lsdException w:name="Plain Table 4" w:uiPriority="44"/>
+    <w:lsdException w:name="Plain Table 5" w:uiPriority="45"/>
+    <w:lsdException w:name="Grid Table Light" w:uiPriority="40"/>
+    <w:lsdException w:name="Grid Table 1 Light" w:uiPriority="46"/>
+    <w:lsdException w:name="Grid Table 2" w:uiPriority="47"/>
+    <w:lsdException w:name="Grid Table 3" w:uiPriority="48"/>
+    <w:lsdException w:name="Grid Table 4" w:uiPriority="49"/>
+    <w:lsdException w:name="Grid Table 5 Dark" w:uiPriority="50"/>
+    <w:lsdException w:name="Grid Table 6 Colorful" w:uiPriority="51"/>
+    <w:lsdException w:name="Grid Table 7 Colorful" w:uiPriority="52"/>
+    <w:lsdException w:name="Grid Table 1 Light Accent 1" w:uiPriority="46"/>
+    <w:lsdException w:name="Grid Table 2 Accent 1" w:uiPriority="47"/>
+    <w:lsdException w:name="Grid Table 3 Accent 1" w:uiPriority="48"/>
+    <w:lsdException w:name="Grid Table 4 Accent 1" w:uiPriority="49"/>
+    <w:lsdException w:name="Grid Table 5 Dark Accent 1" w:uiPriority="50"/>
+    <w:lsdException w:name="Grid Table 6 Colorful Accent 1" w:uiPriority="51"/>
+    <w:lsdException w:name="Grid Table 7 Colorful Accent 1" w:uiPriority="52"/>
+    <w:lsdException w:name="Grid Table 1 Light Accent 2" w:uiPriority="46"/>
+    <w:lsdException w:name="Grid Table 2 Accent 2" w:uiPriority="47"/>
+    <w:lsdException w:name="Grid Table 3 Accent 2" w:uiPriority="48"/>
+    <w:lsdException w:name="Grid Table 4 Accent 2" w:uiPriority="49"/>
+    <w:lsdException w:name="Grid Table 5 Dark Accent 2" w:uiPriority="50"/>
+    <w:lsdException w:name="Grid Table 6 Colorful Accent 2" w:uiPriority="51"/>
+    <w:lsdException w:name="Grid Table 7 Colorful Accent 2" w:uiPriority="52"/>
+    <w:lsdException w:name="Grid Table 1 Light Accent 3" w:uiPriority="46"/>
+    <w:lsdException w:name="Grid Table 2 Accent 3" w:uiPriority="47"/>
+    <w:lsdException w:name="Grid Table 3 Accent 3" w:uiPriority="48"/>
+    <w:lsdException w:name="Grid Table 4 Accent 3" w:uiPriority="49"/>
+    <w:lsdException w:name="Grid Table 5 Dark Accent 3" w:uiPriority="50"/>
+    <w:lsdException w:name="Grid Table 6 Colorful Accent 3" w:uiPriority="51"/>
+    <w:lsdException w:name="Grid Table 7 Colorful Accent 3" w:uiPriority="52"/>
+    <w:lsdException w:name="Grid Table 1 Light Accent 4" w:uiPriority="46"/>
+    <w:lsdException w:name="Grid Table 2 Accent 4" w:uiPriority="47"/>
+    <w:lsdException w:name="Grid Table 3 Accent 4" w:uiPriority="48"/>
+    <w:lsdException w:name="Grid Table 4 Accent 4" w:uiPriority="49"/>
+    <w:lsdException w:name="Grid Table 5 Dark Accent 4" w:uiPriority="50"/>
+    <w:lsdException w:name="Grid Table 6 Colorful Accent 4" w:uiPriority="51"/>
+    <w:lsdException w:name="Grid Table 7 Colorful Accent 4" w:uiPriority="52"/>
+    <w:lsdException w:name="Grid Table 1 Light Accent 5" w:uiPriority="46"/>
+    <w:lsdException w:name="Grid Table 2 Accent 5" w:uiPriority="47"/>
+    <w:lsdException w:name="Grid Table 3 Accent 5" w:uiPriority="48"/>
+    <w:lsdException w:name="Grid Table 4 Accent 5" w:uiPriority="49"/>
+    <w:lsdException w:name="Grid Table 5 Dark Accent 5" w:uiPriority="50"/>
+    <w:lsdException w:name="Grid Table 6 Colorful Accent 5" w:uiPriority="51"/>
+    <w:lsdException w:name="Grid Table 7 Colorful Accent 5" w:uiPriority="52"/>
+    <w:lsdException w:name="Grid Table 1 Light Accent 6" w:uiPriority="46"/>
+    <w:lsdException w:name="Grid Table 2 Accent 6" w:uiPriority="47"/>
+    <w:lsdException w:name="Grid Table 3 Accent 6" w:uiPriority="48"/>
+    <w:lsdException w:name="Grid Table 4 Accent 6" w:uiPriority="49"/>
+    <w:lsdException w:name="Grid Table 5 Dark Accent 6" w:uiPriority="50"/>
+    <w:lsdException w:name="Grid Table 6 Colorful Accent 6" w:uiPriority="51"/>
+    <w:lsdException w:name="Grid Table 7 Colorful Accent 6" w:uiPriority="52"/>
+    <w:lsdException w:name="List Table 1 Light" w:uiPriority="46"/>
+    <w:lsdException w:name="List Table 2" w:uiPriority="47"/>
+    <w:lsdException w:name="List Table 3" w:uiPriority="48"/>
+    <w:lsdException w:name="List Table 4" w:uiPriority="49"/>
+    <w:lsdException w:name="List Table 5 Dark" w:uiPriority="50"/>
+    <w:lsdException w:name="List Table 6 Colorful" w:uiPriority="51"/>
+    <w:lsdException w:name="List Table 7 Colorful" w:uiPriority="52"/>
+    <w:lsdException w:name="List Table 1 Light Accent 1" w:uiPriority="46"/>
+    <w:lsdException w:name="List Table 2 Accent 1" w:uiPriority="47"/>
+    <w:lsdException w:name="List Table 3 Accent 1" w:uiPriority="48"/>
+    <w:lsdException w:name="List Table 4 Accent 1" w:uiPriority="49"/>
+    <w:lsdException w:name="List Table 5 Dark Accent 1" w:uiPriority="50"/>
+    <w:lsdException w:name="List Table 6 Colorful Accent 1" w:uiPriority="51"/>
+    <w:lsdException w:name="List Table 7 Colorful Accent 1" w:uiPriority="52"/>
+    <w:lsdException w:name="List Table 1 Light Accent 2" w:uiPriority="46"/>
+    <w:lsdException w:name="List Table 2 Accent 2" w:uiPriority="47"/>
+    <w:lsdException w:name="List Table 3 Accent 2" w:uiPriority="48"/>
+    <w:lsdException w:name="List Table 4 Accent 2" w:uiPriority="49"/>
+    <w:lsdException w:name="List Table 5 Dark Accent 2" w:uiPriority="50"/>
+    <w:lsdException w:name="List Table 6 Colorful Accent 2" w:uiPriority="51"/>
+    <w:lsdException w:name="List Table 7 Colorful Accent 2" w:uiPriority="52"/>
+    <w:lsdException w:name="List Table 1 Light Accent 3" w:uiPriority="46"/>
+    <w:lsdException w:name="List Table 2 Accent 3" w:uiPriority="47"/>
+    <w:lsdException w:name="List Table 3 Accent 3" w:uiPriority="48"/>
+    <w:lsdException w:name="List Table 4 Accent 3" w:uiPriority="49"/>
+    <w:lsdException w:name="List Table 5 Dark Accent 3" w:uiPriority="50"/>
+    <w:lsdException w:name="List Table 6 Colorful Accent 3" w:uiPriority="51"/>
+    <w:lsdException w:name="List Table 7 Colorful Accent 3" w:uiPriority="52"/>
+    <w:lsdException w:name="List Table 1 Light Accent 4" w:uiPriority="46"/>
+    <w:lsdException w:name="List Table 2 Accent 4" w:uiPriority="47"/>
+    <w:lsdException w:name="List Table 3 Accent 4" w:uiPriority="48"/>
+    <w:lsdException w:name="List Table 4 Accent 4" w:uiPriority="49"/>
+    <w:lsdException w:name="List Table 5 Dark Accent 4" w:uiPriority="50"/>
+    <w:lsdException w:name="List Table 6 Colorful Accent 4" w:uiPriority="51"/>
+    <w:lsdException w:name="List Table 7 Colorful Accent 4" w:uiPriority="52"/>
+    <w:lsdException w:name="List Table 1 Light Accent 5" w:uiPriority="46"/>
+    <w:lsdException w:name="List Table 2 Accent 5" w:uiPriority="47"/>
+    <w:lsdException w:name="List Table 3 Accent 5" w:uiPriority="48"/>
+    <w:lsdException w:name="List Table 4 Accent 5" w:uiPriority="49"/>
+    <w:lsdException w:name="List Table 5 Dark Accent 5" w:uiPriority="50"/>
+    <w:lsdException w:name="List Table 6 Colorful Accent 5" w:uiPriority="51"/>
+    <w:lsdException w:name="List Table 7 Colorful Accent 5" w:uiPriority="52"/>
+    <w:lsdException w:name="List Table 1 Light Accent 6" w:uiPriority="46"/>
+    <w:lsdException w:name="List Table 2 Accent 6" w:uiPriority="47"/>
+    <w:lsdException w:name="List Table 3 Accent 6" w:uiPriority="48"/>
+    <w:lsdException w:name="List Table 4 Accent 6" w:uiPriority="49"/>
+    <w:lsdException w:name="List Table 5 Dark Accent 6" w:uiPriority="50"/>
+    <w:lsdException w:name="List Table 6 Colorful Accent 6" w:uiPriority="51"/>
+    <w:lsdException w:name="List Table 7 Colorful Accent 6" w:uiPriority="52"/>
+    <w:lsdException w:name="Mention" w:semiHidden="1" w:unhideWhenUsed="1"/>
+    <w:lsdException w:name="Smart Hyperlink" w:semiHidden="1" w:unhideWhenUsed="1"/>
+    <w:lsdException w:name="Hashtag" w:semiHidden="1" w:unhideWhenUsed="1"/>
+    <w:lsdException w:name="Unresolved Mention" w:semiHidden="1" w:unhideWhenUsed="1"/>
+    <w:lsdException w:name="Smart Link" w:semiHidden="1" w:unhideWhenUsed="1"/>
   </w:latentStyles>
   <w:style w:type="paragraph" w:default="1" w:styleId="Normal">
     <w:name w:val="Normal"/>
@@ -8575,7 +8560,6 @@
       <w:spacing w:after="0" w:line="240" w:lineRule="auto"/>
     </w:pPr>
     <w:tblPr>
-      <w:tblInd w:w="0" w:type="dxa"/>
       <w:tblBorders>
         <w:top w:val="single" w:sz="4" w:space="0" w:color="auto"/>
         <w:left w:val="single" w:sz="4" w:space="0" w:color="auto"/>
@@ -8584,425 +8568,6 @@
         <w:insideH w:val="single" w:sz="4" w:space="0" w:color="auto"/>
         <w:insideV w:val="single" w:sz="4" w:space="0" w:color="auto"/>
       </w:tblBorders>
-      <w:tblCellMar>
-        <w:top w:w="0" w:type="dxa"/>
-        <w:left w:w="108" w:type="dxa"/>
-        <w:bottom w:w="0" w:type="dxa"/>
-        <w:right w:w="108" w:type="dxa"/>
-      </w:tblCellMar>
-    </w:tblPr>
-  </w:style>
-  <w:style w:type="character" w:customStyle="1" w:styleId="Heading2Char">
-    <w:name w:val="Heading 2 Char"/>
-    <w:basedOn w:val="DefaultParagraphFont"/>
-    <w:link w:val="Heading2"/>
-    <w:uiPriority w:val="9"/>
-    <w:rsid w:val="004E20F8"/>
-    <w:rPr>
-      <w:rFonts w:ascii="Times New Roman" w:eastAsia="Times New Roman" w:hAnsi="Times New Roman" w:cs="Times New Roman"/>
-      <w:b/>
-      <w:bCs/>
-      <w:sz w:val="36"/>
-      <w:szCs w:val="36"/>
-      <w:lang w:eastAsia="en-IN"/>
-    </w:rPr>
-  </w:style>
-  <w:style w:type="character" w:customStyle="1" w:styleId="Heading3Char">
-    <w:name w:val="Heading 3 Char"/>
-    <w:basedOn w:val="DefaultParagraphFont"/>
-    <w:link w:val="Heading3"/>
-    <w:uiPriority w:val="9"/>
-    <w:rsid w:val="004E20F8"/>
-    <w:rPr>
-      <w:rFonts w:ascii="Times New Roman" w:eastAsia="Times New Roman" w:hAnsi="Times New Roman" w:cs="Times New Roman"/>
-      <w:b/>
-      <w:bCs/>
-      <w:sz w:val="27"/>
-      <w:szCs w:val="27"/>
-      <w:lang w:eastAsia="en-IN"/>
-    </w:rPr>
-  </w:style>
-  <w:style w:type="paragraph" w:styleId="NormalWeb">
-    <w:name w:val="Normal (Web)"/>
-    <w:basedOn w:val="Normal"/>
-    <w:uiPriority w:val="99"/>
-    <w:semiHidden/>
-    <w:unhideWhenUsed/>
-    <w:rsid w:val="004E20F8"/>
-    <w:pPr>
-      <w:spacing w:before="100" w:beforeAutospacing="1" w:after="100" w:afterAutospacing="1" w:line="240" w:lineRule="auto"/>
-    </w:pPr>
-    <w:rPr>
-      <w:rFonts w:ascii="Times New Roman" w:eastAsia="Times New Roman" w:hAnsi="Times New Roman" w:cs="Times New Roman"/>
-      <w:sz w:val="24"/>
-      <w:szCs w:val="24"/>
-      <w:lang w:eastAsia="en-IN"/>
-    </w:rPr>
-  </w:style>
-  <w:style w:type="character" w:styleId="HTMLCode">
-    <w:name w:val="HTML Code"/>
-    <w:basedOn w:val="DefaultParagraphFont"/>
-    <w:uiPriority w:val="99"/>
-    <w:semiHidden/>
-    <w:unhideWhenUsed/>
-    <w:rsid w:val="004E20F8"/>
-    <w:rPr>
-      <w:rFonts w:ascii="Courier New" w:eastAsia="Times New Roman" w:hAnsi="Courier New" w:cs="Courier New"/>
-      <w:sz w:val="20"/>
-      <w:szCs w:val="20"/>
-    </w:rPr>
-  </w:style>
-  <w:style w:type="character" w:styleId="Strong">
-    <w:name w:val="Strong"/>
-    <w:basedOn w:val="DefaultParagraphFont"/>
-    <w:uiPriority w:val="22"/>
-    <w:qFormat/>
-    <w:rsid w:val="004E20F8"/>
-    <w:rPr>
-      <w:b/>
-      <w:bCs/>
-    </w:rPr>
-  </w:style>
-  <w:style w:type="character" w:styleId="Emphasis">
-    <w:name w:val="Emphasis"/>
-    <w:basedOn w:val="DefaultParagraphFont"/>
-    <w:uiPriority w:val="20"/>
-    <w:qFormat/>
-    <w:rsid w:val="004E20F8"/>
-    <w:rPr>
-      <w:i/>
-      <w:iCs/>
-    </w:rPr>
-  </w:style>
-  <w:style w:type="paragraph" w:styleId="HTMLPreformatted">
-    <w:name w:val="HTML Preformatted"/>
-    <w:basedOn w:val="Normal"/>
-    <w:link w:val="HTMLPreformattedChar"/>
-    <w:uiPriority w:val="99"/>
-    <w:semiHidden/>
-    <w:unhideWhenUsed/>
-    <w:rsid w:val="004E20F8"/>
-    <w:pPr>
-      <w:tabs>
-        <w:tab w:val="left" w:pos="916"/>
-        <w:tab w:val="left" w:pos="1832"/>
-        <w:tab w:val="left" w:pos="2748"/>
-        <w:tab w:val="left" w:pos="3664"/>
-        <w:tab w:val="left" w:pos="4580"/>
-        <w:tab w:val="left" w:pos="5496"/>
-        <w:tab w:val="left" w:pos="6412"/>
-        <w:tab w:val="left" w:pos="7328"/>
-        <w:tab w:val="left" w:pos="8244"/>
-        <w:tab w:val="left" w:pos="9160"/>
-        <w:tab w:val="left" w:pos="10076"/>
-        <w:tab w:val="left" w:pos="10992"/>
-        <w:tab w:val="left" w:pos="11908"/>
-        <w:tab w:val="left" w:pos="12824"/>
-        <w:tab w:val="left" w:pos="13740"/>
-        <w:tab w:val="left" w:pos="14656"/>
-      </w:tabs>
-      <w:spacing w:after="0" w:line="240" w:lineRule="auto"/>
-    </w:pPr>
-    <w:rPr>
-      <w:rFonts w:ascii="Courier New" w:eastAsia="Times New Roman" w:hAnsi="Courier New" w:cs="Courier New"/>
-      <w:sz w:val="20"/>
-      <w:szCs w:val="20"/>
-      <w:lang w:eastAsia="en-IN"/>
-    </w:rPr>
-  </w:style>
-  <w:style w:type="character" w:customStyle="1" w:styleId="HTMLPreformattedChar">
-    <w:name w:val="HTML Preformatted Char"/>
-    <w:basedOn w:val="DefaultParagraphFont"/>
-    <w:link w:val="HTMLPreformatted"/>
-    <w:uiPriority w:val="99"/>
-    <w:semiHidden/>
-    <w:rsid w:val="004E20F8"/>
-    <w:rPr>
-      <w:rFonts w:ascii="Courier New" w:eastAsia="Times New Roman" w:hAnsi="Courier New" w:cs="Courier New"/>
-      <w:sz w:val="20"/>
-      <w:szCs w:val="20"/>
-      <w:lang w:eastAsia="en-IN"/>
-    </w:rPr>
-  </w:style>
-  <w:style w:type="character" w:customStyle="1" w:styleId="hljs-keyword">
-    <w:name w:val="hljs-keyword"/>
-    <w:basedOn w:val="DefaultParagraphFont"/>
-    <w:rsid w:val="004E20F8"/>
-  </w:style>
-  <w:style w:type="character" w:customStyle="1" w:styleId="hljs-operator">
-    <w:name w:val="hljs-operator"/>
-    <w:basedOn w:val="DefaultParagraphFont"/>
-    <w:rsid w:val="004E20F8"/>
-  </w:style>
-  <w:style w:type="character" w:customStyle="1" w:styleId="hljs-number">
-    <w:name w:val="hljs-number"/>
-    <w:basedOn w:val="DefaultParagraphFont"/>
-    <w:rsid w:val="004E20F8"/>
-  </w:style>
-  <w:style w:type="character" w:customStyle="1" w:styleId="hljs-meta">
-    <w:name w:val="hljs-meta"/>
-    <w:basedOn w:val="DefaultParagraphFont"/>
-    <w:rsid w:val="004E20F8"/>
-  </w:style>
-  <w:style w:type="character" w:customStyle="1" w:styleId="hljs-attribute">
-    <w:name w:val="hljs-attribute"/>
-    <w:basedOn w:val="DefaultParagraphFont"/>
-    <w:rsid w:val="008D6DD2"/>
-  </w:style>
-</w:styles>
-</file>
-
-<file path=word/stylesWithEffects.xml><?xml version="1.0" encoding="utf-8"?>
-<w:styles xmlns:wpc="http://schemas.microsoft.com/office/word/2010/wordprocessingCanvas" xmlns:mc="http://schemas.openxmlformats.org/markup-compatibility/2006" xmlns:o="urn:schemas-microsoft-com:office:office" xmlns:r="http://schemas.openxmlformats.org/officeDocument/2006/relationships" xmlns:m="http://schemas.openxmlformats.org/officeDocument/2006/math" xmlns:v="urn:schemas-microsoft-com:vml" xmlns:wp14="http://schemas.microsoft.com/office/word/2010/wordprocessingDrawing" xmlns:wp="http://schemas.openxmlformats.org/drawingml/2006/wordprocessingDrawing" xmlns:w10="urn:schemas-microsoft-com:office:word" xmlns:w="http://schemas.openxmlformats.org/wordprocessingml/2006/main" xmlns:w14="http://schemas.microsoft.com/office/word/2010/wordml" xmlns:wpg="http://schemas.microsoft.com/office/word/2010/wordprocessingGroup" xmlns:wpi="http://schemas.microsoft.com/office/word/2010/wordprocessingInk" xmlns:wne="http://schemas.microsoft.com/office/word/2006/wordml" xmlns:wps="http://schemas.microsoft.com/office/word/2010/wordprocessingShape" mc:Ignorable="w14 wp14">
-  <w:docDefaults>
-    <w:rPrDefault>
-      <w:rPr>
-        <w:rFonts w:asciiTheme="minorHAnsi" w:eastAsiaTheme="minorHAnsi" w:hAnsiTheme="minorHAnsi" w:cstheme="minorBidi"/>
-        <w:sz w:val="22"/>
-        <w:szCs w:val="22"/>
-        <w:lang w:val="en-IN" w:eastAsia="en-US" w:bidi="ar-SA"/>
-      </w:rPr>
-    </w:rPrDefault>
-    <w:pPrDefault>
-      <w:pPr>
-        <w:spacing w:after="200" w:line="276" w:lineRule="auto"/>
-      </w:pPr>
-    </w:pPrDefault>
-  </w:docDefaults>
-  <w:latentStyles w:defLockedState="0" w:defUIPriority="99" w:defSemiHidden="1" w:defUnhideWhenUsed="1" w:defQFormat="0" w:count="267">
-    <w:lsdException w:name="Normal" w:semiHidden="0" w:uiPriority="0" w:unhideWhenUsed="0" w:qFormat="1"/>
-    <w:lsdException w:name="heading 1" w:semiHidden="0" w:uiPriority="9" w:unhideWhenUsed="0" w:qFormat="1"/>
-    <w:lsdException w:name="heading 2" w:uiPriority="9" w:qFormat="1"/>
-    <w:lsdException w:name="heading 3" w:uiPriority="9" w:qFormat="1"/>
-    <w:lsdException w:name="heading 4" w:uiPriority="9" w:qFormat="1"/>
-    <w:lsdException w:name="heading 5" w:uiPriority="9" w:qFormat="1"/>
-    <w:lsdException w:name="heading 6" w:uiPriority="9" w:qFormat="1"/>
-    <w:lsdException w:name="heading 7" w:uiPriority="9" w:qFormat="1"/>
-    <w:lsdException w:name="heading 8" w:uiPriority="9" w:qFormat="1"/>
-    <w:lsdException w:name="heading 9" w:uiPriority="9" w:qFormat="1"/>
-    <w:lsdException w:name="toc 1" w:uiPriority="39"/>
-    <w:lsdException w:name="toc 2" w:uiPriority="39"/>
-    <w:lsdException w:name="toc 3" w:uiPriority="39"/>
-    <w:lsdException w:name="toc 4" w:uiPriority="39"/>
-    <w:lsdException w:name="toc 5" w:uiPriority="39"/>
-    <w:lsdException w:name="toc 6" w:uiPriority="39"/>
-    <w:lsdException w:name="toc 7" w:uiPriority="39"/>
-    <w:lsdException w:name="toc 8" w:uiPriority="39"/>
-    <w:lsdException w:name="toc 9" w:uiPriority="39"/>
-    <w:lsdException w:name="caption" w:uiPriority="35" w:qFormat="1"/>
-    <w:lsdException w:name="Title" w:semiHidden="0" w:uiPriority="10" w:unhideWhenUsed="0" w:qFormat="1"/>
-    <w:lsdException w:name="Default Paragraph Font" w:uiPriority="1"/>
-    <w:lsdException w:name="Subtitle" w:semiHidden="0" w:uiPriority="11" w:unhideWhenUsed="0" w:qFormat="1"/>
-    <w:lsdException w:name="Strong" w:semiHidden="0" w:uiPriority="22" w:unhideWhenUsed="0" w:qFormat="1"/>
-    <w:lsdException w:name="Emphasis" w:semiHidden="0" w:uiPriority="20" w:unhideWhenUsed="0" w:qFormat="1"/>
-    <w:lsdException w:name="Table Grid" w:semiHidden="0" w:uiPriority="59" w:unhideWhenUsed="0"/>
-    <w:lsdException w:name="Placeholder Text" w:unhideWhenUsed="0"/>
-    <w:lsdException w:name="No Spacing" w:semiHidden="0" w:uiPriority="1" w:unhideWhenUsed="0" w:qFormat="1"/>
-    <w:lsdException w:name="Light Shading" w:semiHidden="0" w:uiPriority="60" w:unhideWhenUsed="0"/>
-    <w:lsdException w:name="Light List" w:semiHidden="0" w:uiPriority="61" w:unhideWhenUsed="0"/>
-    <w:lsdException w:name="Light Grid" w:semiHidden="0" w:uiPriority="62" w:unhideWhenUsed="0"/>
-    <w:lsdException w:name="Medium Shading 1" w:semiHidden="0" w:uiPriority="63" w:unhideWhenUsed="0"/>
-    <w:lsdException w:name="Medium Shading 2" w:semiHidden="0" w:uiPriority="64" w:unhideWhenUsed="0"/>
-    <w:lsdException w:name="Medium List 1" w:semiHidden="0" w:uiPriority="65" w:unhideWhenUsed="0"/>
-    <w:lsdException w:name="Medium List 2" w:semiHidden="0" w:uiPriority="66" w:unhideWhenUsed="0"/>
-    <w:lsdException w:name="Medium Grid 1" w:semiHidden="0" w:uiPriority="67" w:unhideWhenUsed="0"/>
-    <w:lsdException w:name="Medium Grid 2" w:semiHidden="0" w:uiPriority="68" w:unhideWhenUsed="0"/>
-    <w:lsdException w:name="Medium Grid 3" w:semiHidden="0" w:uiPriority="69" w:unhideWhenUsed="0"/>
-    <w:lsdException w:name="Dark List" w:semiHidden="0" w:uiPriority="70" w:unhideWhenUsed="0"/>
-    <w:lsdException w:name="Colorful Shading" w:semiHidden="0" w:uiPriority="71" w:unhideWhenUsed="0"/>
-    <w:lsdException w:name="Colorful List" w:semiHidden="0" w:uiPriority="72" w:unhideWhenUsed="0"/>
-    <w:lsdException w:name="Colorful Grid" w:semiHidden="0" w:uiPriority="73" w:unhideWhenUsed="0"/>
-    <w:lsdException w:name="Light Shading Accent 1" w:semiHidden="0" w:uiPriority="60" w:unhideWhenUsed="0"/>
-    <w:lsdException w:name="Light List Accent 1" w:semiHidden="0" w:uiPriority="61" w:unhideWhenUsed="0"/>
-    <w:lsdException w:name="Light Grid Accent 1" w:semiHidden="0" w:uiPriority="62" w:unhideWhenUsed="0"/>
-    <w:lsdException w:name="Medium Shading 1 Accent 1" w:semiHidden="0" w:uiPriority="63" w:unhideWhenUsed="0"/>
-    <w:lsdException w:name="Medium Shading 2 Accent 1" w:semiHidden="0" w:uiPriority="64" w:unhideWhenUsed="0"/>
-    <w:lsdException w:name="Medium List 1 Accent 1" w:semiHidden="0" w:uiPriority="65" w:unhideWhenUsed="0"/>
-    <w:lsdException w:name="Revision" w:unhideWhenUsed="0"/>
-    <w:lsdException w:name="List Paragraph" w:semiHidden="0" w:uiPriority="34" w:unhideWhenUsed="0" w:qFormat="1"/>
-    <w:lsdException w:name="Quote" w:semiHidden="0" w:uiPriority="29" w:unhideWhenUsed="0" w:qFormat="1"/>
-    <w:lsdException w:name="Intense Quote" w:semiHidden="0" w:uiPriority="30" w:unhideWhenUsed="0" w:qFormat="1"/>
-    <w:lsdException w:name="Medium List 2 Accent 1" w:semiHidden="0" w:uiPriority="66" w:unhideWhenUsed="0"/>
-    <w:lsdException w:name="Medium Grid 1 Accent 1" w:semiHidden="0" w:uiPriority="67" w:unhideWhenUsed="0"/>
-    <w:lsdException w:name="Medium Grid 2 Accent 1" w:semiHidden="0" w:uiPriority="68" w:unhideWhenUsed="0"/>
-    <w:lsdException w:name="Medium Grid 3 Accent 1" w:semiHidden="0" w:uiPriority="69" w:unhideWhenUsed="0"/>
-    <w:lsdException w:name="Dark List Accent 1" w:semiHidden="0" w:uiPriority="70" w:unhideWhenUsed="0"/>
-    <w:lsdException w:name="Colorful Shading Accent 1" w:semiHidden="0" w:uiPriority="71" w:unhideWhenUsed="0"/>
-    <w:lsdException w:name="Colorful List Accent 1" w:semiHidden="0" w:uiPriority="72" w:unhideWhenUsed="0"/>
-    <w:lsdException w:name="Colorful Grid Accent 1" w:semiHidden="0" w:uiPriority="73" w:unhideWhenUsed="0"/>
-    <w:lsdException w:name="Light Shading Accent 2" w:semiHidden="0" w:uiPriority="60" w:unhideWhenUsed="0"/>
-    <w:lsdException w:name="Light List Accent 2" w:semiHidden="0" w:uiPriority="61" w:unhideWhenUsed="0"/>
-    <w:lsdException w:name="Light Grid Accent 2" w:semiHidden="0" w:uiPriority="62" w:unhideWhenUsed="0"/>
-    <w:lsdException w:name="Medium Shading 1 Accent 2" w:semiHidden="0" w:uiPriority="63" w:unhideWhenUsed="0"/>
-    <w:lsdException w:name="Medium Shading 2 Accent 2" w:semiHidden="0" w:uiPriority="64" w:unhideWhenUsed="0"/>
-    <w:lsdException w:name="Medium List 1 Accent 2" w:semiHidden="0" w:uiPriority="65" w:unhideWhenUsed="0"/>
-    <w:lsdException w:name="Medium List 2 Accent 2" w:semiHidden="0" w:uiPriority="66" w:unhideWhenUsed="0"/>
-    <w:lsdException w:name="Medium Grid 1 Accent 2" w:semiHidden="0" w:uiPriority="67" w:unhideWhenUsed="0"/>
-    <w:lsdException w:name="Medium Grid 2 Accent 2" w:semiHidden="0" w:uiPriority="68" w:unhideWhenUsed="0"/>
-    <w:lsdException w:name="Medium Grid 3 Accent 2" w:semiHidden="0" w:uiPriority="69" w:unhideWhenUsed="0"/>
-    <w:lsdException w:name="Dark List Accent 2" w:semiHidden="0" w:uiPriority="70" w:unhideWhenUsed="0"/>
-    <w:lsdException w:name="Colorful Shading Accent 2" w:semiHidden="0" w:uiPriority="71" w:unhideWhenUsed="0"/>
-    <w:lsdException w:name="Colorful List Accent 2" w:semiHidden="0" w:uiPriority="72" w:unhideWhenUsed="0"/>
-    <w:lsdException w:name="Colorful Grid Accent 2" w:semiHidden="0" w:uiPriority="73" w:unhideWhenUsed="0"/>
-    <w:lsdException w:name="Light Shading Accent 3" w:semiHidden="0" w:uiPriority="60" w:unhideWhenUsed="0"/>
-    <w:lsdException w:name="Light List Accent 3" w:semiHidden="0" w:uiPriority="61" w:unhideWhenUsed="0"/>
-    <w:lsdException w:name="Light Grid Accent 3" w:semiHidden="0" w:uiPriority="62" w:unhideWhenUsed="0"/>
-    <w:lsdException w:name="Medium Shading 1 Accent 3" w:semiHidden="0" w:uiPriority="63" w:unhideWhenUsed="0"/>
-    <w:lsdException w:name="Medium Shading 2 Accent 3" w:semiHidden="0" w:uiPriority="64" w:unhideWhenUsed="0"/>
-    <w:lsdException w:name="Medium List 1 Accent 3" w:semiHidden="0" w:uiPriority="65" w:unhideWhenUsed="0"/>
-    <w:lsdException w:name="Medium List 2 Accent 3" w:semiHidden="0" w:uiPriority="66" w:unhideWhenUsed="0"/>
-    <w:lsdException w:name="Medium Grid 1 Accent 3" w:semiHidden="0" w:uiPriority="67" w:unhideWhenUsed="0"/>
-    <w:lsdException w:name="Medium Grid 2 Accent 3" w:semiHidden="0" w:uiPriority="68" w:unhideWhenUsed="0"/>
-    <w:lsdException w:name="Medium Grid 3 Accent 3" w:semiHidden="0" w:uiPriority="69" w:unhideWhenUsed="0"/>
-    <w:lsdException w:name="Dark List Accent 3" w:semiHidden="0" w:uiPriority="70" w:unhideWhenUsed="0"/>
-    <w:lsdException w:name="Colorful Shading Accent 3" w:semiHidden="0" w:uiPriority="71" w:unhideWhenUsed="0"/>
-    <w:lsdException w:name="Colorful List Accent 3" w:semiHidden="0" w:uiPriority="72" w:unhideWhenUsed="0"/>
-    <w:lsdException w:name="Colorful Grid Accent 3" w:semiHidden="0" w:uiPriority="73" w:unhideWhenUsed="0"/>
-    <w:lsdException w:name="Light Shading Accent 4" w:semiHidden="0" w:uiPriority="60" w:unhideWhenUsed="0"/>
-    <w:lsdException w:name="Light List Accent 4" w:semiHidden="0" w:uiPriority="61" w:unhideWhenUsed="0"/>
-    <w:lsdException w:name="Light Grid Accent 4" w:semiHidden="0" w:uiPriority="62" w:unhideWhenUsed="0"/>
-    <w:lsdException w:name="Medium Shading 1 Accent 4" w:semiHidden="0" w:uiPriority="63" w:unhideWhenUsed="0"/>
-    <w:lsdException w:name="Medium Shading 2 Accent 4" w:semiHidden="0" w:uiPriority="64" w:unhideWhenUsed="0"/>
-    <w:lsdException w:name="Medium List 1 Accent 4" w:semiHidden="0" w:uiPriority="65" w:unhideWhenUsed="0"/>
-    <w:lsdException w:name="Medium List 2 Accent 4" w:semiHidden="0" w:uiPriority="66" w:unhideWhenUsed="0"/>
-    <w:lsdException w:name="Medium Grid 1 Accent 4" w:semiHidden="0" w:uiPriority="67" w:unhideWhenUsed="0"/>
-    <w:lsdException w:name="Medium Grid 2 Accent 4" w:semiHidden="0" w:uiPriority="68" w:unhideWhenUsed="0"/>
-    <w:lsdException w:name="Medium Grid 3 Accent 4" w:semiHidden="0" w:uiPriority="69" w:unhideWhenUsed="0"/>
-    <w:lsdException w:name="Dark List Accent 4" w:semiHidden="0" w:uiPriority="70" w:unhideWhenUsed="0"/>
-    <w:lsdException w:name="Colorful Shading Accent 4" w:semiHidden="0" w:uiPriority="71" w:unhideWhenUsed="0"/>
-    <w:lsdException w:name="Colorful List Accent 4" w:semiHidden="0" w:uiPriority="72" w:unhideWhenUsed="0"/>
-    <w:lsdException w:name="Colorful Grid Accent 4" w:semiHidden="0" w:uiPriority="73" w:unhideWhenUsed="0"/>
-    <w:lsdException w:name="Light Shading Accent 5" w:semiHidden="0" w:uiPriority="60" w:unhideWhenUsed="0"/>
-    <w:lsdException w:name="Light List Accent 5" w:semiHidden="0" w:uiPriority="61" w:unhideWhenUsed="0"/>
-    <w:lsdException w:name="Light Grid Accent 5" w:semiHidden="0" w:uiPriority="62" w:unhideWhenUsed="0"/>
-    <w:lsdException w:name="Medium Shading 1 Accent 5" w:semiHidden="0" w:uiPriority="63" w:unhideWhenUsed="0"/>
-    <w:lsdException w:name="Medium Shading 2 Accent 5" w:semiHidden="0" w:uiPriority="64" w:unhideWhenUsed="0"/>
-    <w:lsdException w:name="Medium List 1 Accent 5" w:semiHidden="0" w:uiPriority="65" w:unhideWhenUsed="0"/>
-    <w:lsdException w:name="Medium List 2 Accent 5" w:semiHidden="0" w:uiPriority="66" w:unhideWhenUsed="0"/>
-    <w:lsdException w:name="Medium Grid 1 Accent 5" w:semiHidden="0" w:uiPriority="67" w:unhideWhenUsed="0"/>
-    <w:lsdException w:name="Medium Grid 2 Accent 5" w:semiHidden="0" w:uiPriority="68" w:unhideWhenUsed="0"/>
-    <w:lsdException w:name="Medium Grid 3 Accent 5" w:semiHidden="0" w:uiPriority="69" w:unhideWhenUsed="0"/>
-    <w:lsdException w:name="Dark List Accent 5" w:semiHidden="0" w:uiPriority="70" w:unhideWhenUsed="0"/>
-    <w:lsdException w:name="Colorful Shading Accent 5" w:semiHidden="0" w:uiPriority="71" w:unhideWhenUsed="0"/>
-    <w:lsdException w:name="Colorful List Accent 5" w:semiHidden="0" w:uiPriority="72" w:unhideWhenUsed="0"/>
-    <w:lsdException w:name="Colorful Grid Accent 5" w:semiHidden="0" w:uiPriority="73" w:unhideWhenUsed="0"/>
-    <w:lsdException w:name="Light Shading Accent 6" w:semiHidden="0" w:uiPriority="60" w:unhideWhenUsed="0"/>
-    <w:lsdException w:name="Light List Accent 6" w:semiHidden="0" w:uiPriority="61" w:unhideWhenUsed="0"/>
-    <w:lsdException w:name="Light Grid Accent 6" w:semiHidden="0" w:uiPriority="62" w:unhideWhenUsed="0"/>
-    <w:lsdException w:name="Medium Shading 1 Accent 6" w:semiHidden="0" w:uiPriority="63" w:unhideWhenUsed="0"/>
-    <w:lsdException w:name="Medium Shading 2 Accent 6" w:semiHidden="0" w:uiPriority="64" w:unhideWhenUsed="0"/>
-    <w:lsdException w:name="Medium List 1 Accent 6" w:semiHidden="0" w:uiPriority="65" w:unhideWhenUsed="0"/>
-    <w:lsdException w:name="Medium List 2 Accent 6" w:semiHidden="0" w:uiPriority="66" w:unhideWhenUsed="0"/>
-    <w:lsdException w:name="Medium Grid 1 Accent 6" w:semiHidden="0" w:uiPriority="67" w:unhideWhenUsed="0"/>
-    <w:lsdException w:name="Medium Grid 2 Accent 6" w:semiHidden="0" w:uiPriority="68" w:unhideWhenUsed="0"/>
-    <w:lsdException w:name="Medium Grid 3 Accent 6" w:semiHidden="0" w:uiPriority="69" w:unhideWhenUsed="0"/>
-    <w:lsdException w:name="Dark List Accent 6" w:semiHidden="0" w:uiPriority="70" w:unhideWhenUsed="0"/>
-    <w:lsdException w:name="Colorful Shading Accent 6" w:semiHidden="0" w:uiPriority="71" w:unhideWhenUsed="0"/>
-    <w:lsdException w:name="Colorful List Accent 6" w:semiHidden="0" w:uiPriority="72" w:unhideWhenUsed="0"/>
-    <w:lsdException w:name="Colorful Grid Accent 6" w:semiHidden="0" w:uiPriority="73" w:unhideWhenUsed="0"/>
-    <w:lsdException w:name="Subtle Emphasis" w:semiHidden="0" w:uiPriority="19" w:unhideWhenUsed="0" w:qFormat="1"/>
-    <w:lsdException w:name="Intense Emphasis" w:semiHidden="0" w:uiPriority="21" w:unhideWhenUsed="0" w:qFormat="1"/>
-    <w:lsdException w:name="Subtle Reference" w:semiHidden="0" w:uiPriority="31" w:unhideWhenUsed="0" w:qFormat="1"/>
-    <w:lsdException w:name="Intense Reference" w:semiHidden="0" w:uiPriority="32" w:unhideWhenUsed="0" w:qFormat="1"/>
-    <w:lsdException w:name="Book Title" w:semiHidden="0" w:uiPriority="33" w:unhideWhenUsed="0" w:qFormat="1"/>
-    <w:lsdException w:name="Bibliography" w:uiPriority="37"/>
-    <w:lsdException w:name="TOC Heading" w:uiPriority="39" w:qFormat="1"/>
-  </w:latentStyles>
-  <w:style w:type="paragraph" w:default="1" w:styleId="Normal">
-    <w:name w:val="Normal"/>
-    <w:qFormat/>
-  </w:style>
-  <w:style w:type="paragraph" w:styleId="Heading2">
-    <w:name w:val="heading 2"/>
-    <w:basedOn w:val="Normal"/>
-    <w:link w:val="Heading2Char"/>
-    <w:uiPriority w:val="9"/>
-    <w:qFormat/>
-    <w:rsid w:val="004E20F8"/>
-    <w:pPr>
-      <w:spacing w:before="100" w:beforeAutospacing="1" w:after="100" w:afterAutospacing="1" w:line="240" w:lineRule="auto"/>
-      <w:outlineLvl w:val="1"/>
-    </w:pPr>
-    <w:rPr>
-      <w:rFonts w:ascii="Times New Roman" w:eastAsia="Times New Roman" w:hAnsi="Times New Roman" w:cs="Times New Roman"/>
-      <w:b/>
-      <w:bCs/>
-      <w:sz w:val="36"/>
-      <w:szCs w:val="36"/>
-      <w:lang w:eastAsia="en-IN"/>
-    </w:rPr>
-  </w:style>
-  <w:style w:type="paragraph" w:styleId="Heading3">
-    <w:name w:val="heading 3"/>
-    <w:basedOn w:val="Normal"/>
-    <w:link w:val="Heading3Char"/>
-    <w:uiPriority w:val="9"/>
-    <w:qFormat/>
-    <w:rsid w:val="004E20F8"/>
-    <w:pPr>
-      <w:spacing w:before="100" w:beforeAutospacing="1" w:after="100" w:afterAutospacing="1" w:line="240" w:lineRule="auto"/>
-      <w:outlineLvl w:val="2"/>
-    </w:pPr>
-    <w:rPr>
-      <w:rFonts w:ascii="Times New Roman" w:eastAsia="Times New Roman" w:hAnsi="Times New Roman" w:cs="Times New Roman"/>
-      <w:b/>
-      <w:bCs/>
-      <w:sz w:val="27"/>
-      <w:szCs w:val="27"/>
-      <w:lang w:eastAsia="en-IN"/>
-    </w:rPr>
-  </w:style>
-  <w:style w:type="character" w:default="1" w:styleId="DefaultParagraphFont">
-    <w:name w:val="Default Paragraph Font"/>
-    <w:uiPriority w:val="1"/>
-    <w:semiHidden/>
-    <w:unhideWhenUsed/>
-  </w:style>
-  <w:style w:type="table" w:default="1" w:styleId="TableNormal">
-    <w:name w:val="Normal Table"/>
-    <w:uiPriority w:val="99"/>
-    <w:semiHidden/>
-    <w:unhideWhenUsed/>
-    <w:tblPr>
-      <w:tblInd w:w="0" w:type="dxa"/>
-      <w:tblCellMar>
-        <w:top w:w="0" w:type="dxa"/>
-        <w:left w:w="108" w:type="dxa"/>
-        <w:bottom w:w="0" w:type="dxa"/>
-        <w:right w:w="108" w:type="dxa"/>
-      </w:tblCellMar>
-    </w:tblPr>
-  </w:style>
-  <w:style w:type="numbering" w:default="1" w:styleId="NoList">
-    <w:name w:val="No List"/>
-    <w:uiPriority w:val="99"/>
-    <w:semiHidden/>
-    <w:unhideWhenUsed/>
-  </w:style>
-  <w:style w:type="table" w:styleId="TableGrid">
-    <w:name w:val="Table Grid"/>
-    <w:basedOn w:val="TableNormal"/>
-    <w:uiPriority w:val="59"/>
-    <w:rsid w:val="00324FEE"/>
-    <w:pPr>
-      <w:spacing w:after="0" w:line="240" w:lineRule="auto"/>
-    </w:pPr>
-    <w:tblPr>
-      <w:tblInd w:w="0" w:type="dxa"/>
-      <w:tblBorders>
-        <w:top w:val="single" w:sz="4" w:space="0" w:color="auto"/>
-        <w:left w:val="single" w:sz="4" w:space="0" w:color="auto"/>
-        <w:bottom w:val="single" w:sz="4" w:space="0" w:color="auto"/>
-        <w:right w:val="single" w:sz="4" w:space="0" w:color="auto"/>
-        <w:insideH w:val="single" w:sz="4" w:space="0" w:color="auto"/>
-        <w:insideV w:val="single" w:sz="4" w:space="0" w:color="auto"/>
-      </w:tblBorders>
-      <w:tblCellMar>
-        <w:top w:w="0" w:type="dxa"/>
-        <w:left w:w="108" w:type="dxa"/>
-        <w:bottom w:w="0" w:type="dxa"/>
-        <w:right w:w="108" w:type="dxa"/>
-      </w:tblCellMar>
     </w:tblPr>
   </w:style>
   <w:style w:type="character" w:customStyle="1" w:styleId="Heading2Char">
